--- a/assets/templates/master_template.docx
+++ b/assets/templates/master_template.docx
@@ -45,7 +45,7 @@
           <v:shape id="_x0000_s1028" type="#_x0000_t75" alt="" style="position:absolute;left:0;text-align:left;margin-left:-3.15pt;margin-top:-15.85pt;width:53.4pt;height:57.75pt;z-index:251663360;mso-wrap-edited:f;mso-width-percent:0;mso-height-percent:0;mso-position-horizontal-relative:text;mso-position-vertical-relative:text;mso-width-percent:0;mso-height-percent:0" fillcolor="window">
             <v:imagedata r:id="rId6" o:title=""/>
           </v:shape>
-          <o:OLEObject Type="Embed" ProgID="Word.Picture.8" ShapeID="_x0000_s1028" DrawAspect="Content" ObjectID="_1849957551" r:id="rId7"/>
+          <o:OLEObject Type="Embed" ProgID="Word.Picture.8" ShapeID="_x0000_s1028" DrawAspect="Content" ObjectID="_1851713223" r:id="rId7"/>
         </w:object>
       </w:r>
       <w:r>
@@ -309,25 +309,7 @@
           <w:sz w:val="32"/>
           <w:szCs w:val="32"/>
         </w:rPr>
-        <w:t>{{</w:t>
-      </w:r>
-      <w:proofErr w:type="spellStart"/>
-      <w:r>
-        <w:rPr>
-          <w:rFonts w:ascii="TH SarabunIT๙" w:hAnsi="TH SarabunIT๙" w:cs="TH SarabunIT๙"/>
-          <w:sz w:val="32"/>
-          <w:szCs w:val="32"/>
-        </w:rPr>
-        <w:t>school_name</w:t>
-      </w:r>
-      <w:proofErr w:type="spellEnd"/>
-      <w:r>
-        <w:rPr>
-          <w:rFonts w:ascii="TH SarabunIT๙" w:hAnsi="TH SarabunIT๙" w:cs="TH SarabunIT๙"/>
-          <w:sz w:val="32"/>
-          <w:szCs w:val="32"/>
-        </w:rPr>
-        <w:t>}}</w:t>
+        <w:t>{{school_name}}</w:t>
       </w:r>
     </w:p>
     <w:p>
@@ -400,25 +382,7 @@
           <w:sz w:val="32"/>
           <w:szCs w:val="32"/>
         </w:rPr>
-        <w:t>{{</w:t>
-      </w:r>
-      <w:proofErr w:type="spellStart"/>
-      <w:r>
-        <w:rPr>
-          <w:rFonts w:ascii="TH SarabunIT๙" w:hAnsi="TH SarabunIT๙" w:cs="TH SarabunIT๙"/>
-          <w:sz w:val="32"/>
-          <w:szCs w:val="32"/>
-        </w:rPr>
-        <w:t>school_name</w:t>
-      </w:r>
-      <w:proofErr w:type="spellEnd"/>
-      <w:r>
-        <w:rPr>
-          <w:rFonts w:ascii="TH SarabunIT๙" w:hAnsi="TH SarabunIT๙" w:cs="TH SarabunIT๙"/>
-          <w:sz w:val="32"/>
-          <w:szCs w:val="32"/>
-        </w:rPr>
-        <w:t>}}</w:t>
+        <w:t>{{school_name}}</w:t>
       </w:r>
       <w:r>
         <w:rPr>
@@ -689,29 +653,7 @@
           <w:sz w:val="32"/>
           <w:szCs w:val="32"/>
         </w:rPr>
-        <w:t>{{</w:t>
-      </w:r>
-      <w:proofErr w:type="spellStart"/>
-      <w:r>
-        <w:rPr>
-          <w:rFonts w:ascii="TH SarabunIT๙" w:hAnsi="TH SarabunIT๙" w:cs="TH SarabunIT๙"/>
-          <w:b/>
-          <w:bCs/>
-          <w:sz w:val="32"/>
-          <w:szCs w:val="32"/>
-        </w:rPr>
-        <w:t>school_name</w:t>
-      </w:r>
-      <w:proofErr w:type="spellEnd"/>
-      <w:r>
-        <w:rPr>
-          <w:rFonts w:ascii="TH SarabunIT๙" w:hAnsi="TH SarabunIT๙" w:cs="TH SarabunIT๙"/>
-          <w:b/>
-          <w:bCs/>
-          <w:sz w:val="32"/>
-          <w:szCs w:val="32"/>
-        </w:rPr>
-        <w:t>}}</w:t>
+        <w:t>{{school_name}}</w:t>
       </w:r>
       <w:r>
         <w:rPr>
@@ -1528,25 +1470,7 @@
           <w:sz w:val="32"/>
           <w:szCs w:val="32"/>
         </w:rPr>
-        <w:t>{{</w:t>
-      </w:r>
-      <w:proofErr w:type="spellStart"/>
-      <w:r>
-        <w:rPr>
-          <w:rFonts w:ascii="TH SarabunIT๙" w:hAnsi="TH SarabunIT๙" w:cs="TH SarabunIT๙"/>
-          <w:sz w:val="32"/>
-          <w:szCs w:val="32"/>
-        </w:rPr>
-        <w:t>director_name</w:t>
-      </w:r>
-      <w:proofErr w:type="spellEnd"/>
-      <w:r>
-        <w:rPr>
-          <w:rFonts w:ascii="TH SarabunIT๙" w:hAnsi="TH SarabunIT๙" w:cs="TH SarabunIT๙"/>
-          <w:sz w:val="32"/>
-          <w:szCs w:val="32"/>
-        </w:rPr>
-        <w:t>}}</w:t>
+        <w:t>{{director_name}}</w:t>
       </w:r>
       <w:r>
         <w:rPr>
@@ -1594,25 +1518,7 @@
           <w:sz w:val="32"/>
           <w:szCs w:val="32"/>
         </w:rPr>
-        <w:t>{{</w:t>
-      </w:r>
-      <w:proofErr w:type="spellStart"/>
-      <w:r>
-        <w:rPr>
-          <w:rFonts w:ascii="TH SarabunIT๙" w:hAnsi="TH SarabunIT๙" w:cs="TH SarabunIT๙"/>
-          <w:sz w:val="32"/>
-          <w:szCs w:val="32"/>
-        </w:rPr>
-        <w:t>school_name</w:t>
-      </w:r>
-      <w:proofErr w:type="spellEnd"/>
-      <w:r>
-        <w:rPr>
-          <w:rFonts w:ascii="TH SarabunIT๙" w:hAnsi="TH SarabunIT๙" w:cs="TH SarabunIT๙"/>
-          <w:sz w:val="32"/>
-          <w:szCs w:val="32"/>
-        </w:rPr>
-        <w:t>}}</w:t>
+        <w:t>{{school_name}}</w:t>
       </w:r>
     </w:p>
     <w:p>
@@ -1698,7 +1604,7 @@
           <v:shape id="_x0000_s1027" type="#_x0000_t75" alt="" style="position:absolute;left:0;text-align:left;margin-left:-1.5pt;margin-top:-20.3pt;width:53.4pt;height:57.75pt;z-index:251660288;mso-wrap-edited:f;mso-width-percent:0;mso-height-percent:0;mso-position-horizontal-relative:text;mso-position-vertical-relative:text;mso-width-percent:0;mso-height-percent:0" fillcolor="window">
             <v:imagedata r:id="rId6" o:title=""/>
           </v:shape>
-          <o:OLEObject Type="Embed" ProgID="Word.Picture.8" ShapeID="_x0000_s1027" DrawAspect="Content" ObjectID="_1849957550" r:id="rId8"/>
+          <o:OLEObject Type="Embed" ProgID="Word.Picture.8" ShapeID="_x0000_s1027" DrawAspect="Content" ObjectID="_1851713222" r:id="rId8"/>
         </w:object>
       </w:r>
       <w:r>
@@ -1917,23 +1823,7 @@
           <w:rFonts w:ascii="TH SarabunIT๙" w:hAnsi="TH SarabunIT๙" w:cs="TH SarabunIT๙"/>
           <w:szCs w:val="32"/>
         </w:rPr>
-        <w:t>{{</w:t>
-      </w:r>
-      <w:proofErr w:type="spellStart"/>
-      <w:r>
-        <w:rPr>
-          <w:rFonts w:ascii="TH SarabunIT๙" w:hAnsi="TH SarabunIT๙" w:cs="TH SarabunIT๙"/>
-          <w:szCs w:val="32"/>
-        </w:rPr>
-        <w:t>school_name</w:t>
-      </w:r>
-      <w:proofErr w:type="spellEnd"/>
-      <w:r>
-        <w:rPr>
-          <w:rFonts w:ascii="TH SarabunIT๙" w:hAnsi="TH SarabunIT๙" w:cs="TH SarabunIT๙"/>
-          <w:szCs w:val="32"/>
-        </w:rPr>
-        <w:t>}}</w:t>
+        <w:t>{{school_name}}</w:t>
       </w:r>
     </w:p>
     <w:p>
@@ -2023,25 +1913,7 @@
           <w:sz w:val="32"/>
           <w:szCs w:val="32"/>
         </w:rPr>
-        <w:t>{{</w:t>
-      </w:r>
-      <w:proofErr w:type="spellStart"/>
-      <w:r>
-        <w:rPr>
-          <w:rFonts w:ascii="TH SarabunIT๙" w:hAnsi="TH SarabunIT๙" w:cs="TH SarabunIT๙"/>
-          <w:sz w:val="32"/>
-          <w:szCs w:val="32"/>
-        </w:rPr>
-        <w:t>school_name</w:t>
-      </w:r>
-      <w:proofErr w:type="spellEnd"/>
-      <w:r>
-        <w:rPr>
-          <w:rFonts w:ascii="TH SarabunIT๙" w:hAnsi="TH SarabunIT๙" w:cs="TH SarabunIT๙"/>
-          <w:sz w:val="32"/>
-          <w:szCs w:val="32"/>
-        </w:rPr>
-        <w:t>}}</w:t>
+        <w:t>{{school_name}}</w:t>
       </w:r>
       <w:r>
         <w:rPr>
@@ -2156,25 +2028,7 @@
           <w:sz w:val="32"/>
           <w:szCs w:val="32"/>
         </w:rPr>
-        <w:t>{{</w:t>
-      </w:r>
-      <w:proofErr w:type="spellStart"/>
-      <w:r>
-        <w:rPr>
-          <w:rFonts w:ascii="TH SarabunIT๙" w:hAnsi="TH SarabunIT๙" w:cs="TH SarabunIT๙"/>
-          <w:sz w:val="32"/>
-          <w:szCs w:val="32"/>
-        </w:rPr>
-        <w:t>school_name</w:t>
-      </w:r>
-      <w:proofErr w:type="spellEnd"/>
-      <w:r>
-        <w:rPr>
-          <w:rFonts w:ascii="TH SarabunIT๙" w:hAnsi="TH SarabunIT๙" w:cs="TH SarabunIT๙"/>
-          <w:sz w:val="32"/>
-          <w:szCs w:val="32"/>
-        </w:rPr>
-        <w:t>}}</w:t>
+        <w:t>{{school_name}}</w:t>
       </w:r>
       <w:r>
         <w:rPr>
@@ -2399,23 +2253,7 @@
           <w:rFonts w:ascii="TH SarabunIT๙" w:hAnsi="TH SarabunIT๙" w:cs="TH SarabunIT๙"/>
           <w:szCs w:val="32"/>
         </w:rPr>
-        <w:t>{{</w:t>
-      </w:r>
-      <w:proofErr w:type="spellStart"/>
-      <w:r>
-        <w:rPr>
-          <w:rFonts w:ascii="TH SarabunIT๙" w:hAnsi="TH SarabunIT๙" w:cs="TH SarabunIT๙"/>
-          <w:szCs w:val="32"/>
-        </w:rPr>
-        <w:t>procurement_officer</w:t>
-      </w:r>
-      <w:proofErr w:type="spellEnd"/>
-      <w:r>
-        <w:rPr>
-          <w:rFonts w:ascii="TH SarabunIT๙" w:hAnsi="TH SarabunIT๙" w:cs="TH SarabunIT๙"/>
-          <w:szCs w:val="32"/>
-        </w:rPr>
-        <w:t>}}</w:t>
+        <w:t>{{procurement_officer}}</w:t>
       </w:r>
       <w:r>
         <w:rPr>
@@ -2529,23 +2367,7 @@
           <w:rFonts w:ascii="TH SarabunIT๙" w:hAnsi="TH SarabunIT๙" w:cs="TH SarabunIT๙"/>
           <w:szCs w:val="32"/>
         </w:rPr>
-        <w:t>{{</w:t>
-      </w:r>
-      <w:proofErr w:type="spellStart"/>
-      <w:r>
-        <w:rPr>
-          <w:rFonts w:ascii="TH SarabunIT๙" w:hAnsi="TH SarabunIT๙" w:cs="TH SarabunIT๙"/>
-          <w:szCs w:val="32"/>
-        </w:rPr>
-        <w:t>procurement_head</w:t>
-      </w:r>
-      <w:proofErr w:type="spellEnd"/>
-      <w:r>
-        <w:rPr>
-          <w:rFonts w:ascii="TH SarabunIT๙" w:hAnsi="TH SarabunIT๙" w:cs="TH SarabunIT๙"/>
-          <w:szCs w:val="32"/>
-        </w:rPr>
-        <w:t>}}</w:t>
+        <w:t>{{procurement_head}}</w:t>
       </w:r>
       <w:r>
         <w:rPr>
@@ -2714,23 +2536,7 @@
           <w:rFonts w:ascii="TH SarabunIT๙" w:hAnsi="TH SarabunIT๙" w:cs="TH SarabunIT๙"/>
           <w:szCs w:val="32"/>
         </w:rPr>
-        <w:t>{{</w:t>
-      </w:r>
-      <w:proofErr w:type="spellStart"/>
-      <w:r>
-        <w:rPr>
-          <w:rFonts w:ascii="TH SarabunIT๙" w:hAnsi="TH SarabunIT๙" w:cs="TH SarabunIT๙"/>
-          <w:szCs w:val="32"/>
-        </w:rPr>
-        <w:t>director_name</w:t>
-      </w:r>
-      <w:proofErr w:type="spellEnd"/>
-      <w:r>
-        <w:rPr>
-          <w:rFonts w:ascii="TH SarabunIT๙" w:hAnsi="TH SarabunIT๙" w:cs="TH SarabunIT๙"/>
-          <w:szCs w:val="32"/>
-        </w:rPr>
-        <w:t>}}</w:t>
+        <w:t>{{director_name}}</w:t>
       </w:r>
       <w:r>
         <w:rPr>
@@ -2777,25 +2583,7 @@
           <w:sz w:val="32"/>
           <w:szCs w:val="32"/>
         </w:rPr>
-        <w:t>{{</w:t>
-      </w:r>
-      <w:proofErr w:type="spellStart"/>
-      <w:r>
-        <w:rPr>
-          <w:rFonts w:ascii="TH SarabunIT๙" w:hAnsi="TH SarabunIT๙" w:cs="TH SarabunIT๙"/>
-          <w:sz w:val="32"/>
-          <w:szCs w:val="32"/>
-        </w:rPr>
-        <w:t>school_name</w:t>
-      </w:r>
-      <w:proofErr w:type="spellEnd"/>
-      <w:r>
-        <w:rPr>
-          <w:rFonts w:ascii="TH SarabunIT๙" w:hAnsi="TH SarabunIT๙" w:cs="TH SarabunIT๙"/>
-          <w:sz w:val="32"/>
-          <w:szCs w:val="32"/>
-        </w:rPr>
-        <w:t>}}</w:t>
+        <w:t>{{school_name}}</w:t>
       </w:r>
     </w:p>
     <w:p>
@@ -3088,27 +2876,7 @@
           <w:bCs/>
           <w:szCs w:val="32"/>
         </w:rPr>
-        <w:t>{{</w:t>
-      </w:r>
-      <w:proofErr w:type="spellStart"/>
-      <w:r>
-        <w:rPr>
-          <w:rFonts w:ascii="TH SarabunIT๙" w:hAnsi="TH SarabunIT๙" w:cs="TH SarabunIT๙"/>
-          <w:b/>
-          <w:bCs/>
-          <w:szCs w:val="32"/>
-        </w:rPr>
-        <w:t>school_name</w:t>
-      </w:r>
-      <w:proofErr w:type="spellEnd"/>
-      <w:r>
-        <w:rPr>
-          <w:rFonts w:ascii="TH SarabunIT๙" w:hAnsi="TH SarabunIT๙" w:cs="TH SarabunIT๙"/>
-          <w:b/>
-          <w:bCs/>
-          <w:szCs w:val="32"/>
-        </w:rPr>
-        <w:t>}}</w:t>
+        <w:t>{{school_name}}</w:t>
       </w:r>
       <w:r>
         <w:rPr>
@@ -3619,25 +3387,7 @@
           <w:szCs w:val="32"/>
           <w:cs/>
         </w:rPr>
-        <w:t>. มีคุณสมบัติและไม่มีลักษณะต้องห้ามตามที่คณะกรรมการนโยบายการจัดซื้อจัดจ้างและการบริหารพัสดุภาครัฐกำหนดในราชกิจจา</w:t>
-      </w:r>
-      <w:proofErr w:type="spellStart"/>
-      <w:r>
-        <w:rPr>
-          <w:rFonts w:ascii="TH SarabunIT๙" w:hAnsi="TH SarabunIT๙" w:cs="TH SarabunIT๙"/>
-          <w:szCs w:val="32"/>
-          <w:cs/>
-        </w:rPr>
-        <w:t>นุเ</w:t>
-      </w:r>
-      <w:proofErr w:type="spellEnd"/>
-      <w:r>
-        <w:rPr>
-          <w:rFonts w:ascii="TH SarabunIT๙" w:hAnsi="TH SarabunIT๙" w:cs="TH SarabunIT๙"/>
-          <w:szCs w:val="32"/>
-          <w:cs/>
-        </w:rPr>
-        <w:t>บกษา</w:t>
+        <w:t>. มีคุณสมบัติและไม่มีลักษณะต้องห้ามตามที่คณะกรรมการนโยบายการจัดซื้อจัดจ้างและการบริหารพัสดุภาครัฐกำหนดในราชกิจจานุเบกษา</w:t>
       </w:r>
     </w:p>
     <w:p>
@@ -4072,25 +3822,7 @@
                 <w:sz w:val="30"/>
                 <w:szCs w:val="30"/>
               </w:rPr>
-              <w:t>{{</w:t>
-            </w:r>
-            <w:proofErr w:type="spellStart"/>
-            <w:r>
-              <w:rPr>
-                <w:rFonts w:ascii="TH SarabunIT๙" w:eastAsia="Calibri" w:hAnsi="TH SarabunIT๙" w:cs="TH SarabunIT๙"/>
-                <w:sz w:val="30"/>
-                <w:szCs w:val="30"/>
-              </w:rPr>
-              <w:t>idx</w:t>
-            </w:r>
-            <w:proofErr w:type="spellEnd"/>
-            <w:r>
-              <w:rPr>
-                <w:rFonts w:ascii="TH SarabunIT๙" w:eastAsia="Calibri" w:hAnsi="TH SarabunIT๙" w:cs="TH SarabunIT๙"/>
-                <w:sz w:val="30"/>
-                <w:szCs w:val="30"/>
-              </w:rPr>
-              <w:t>}}</w:t>
+              <w:t>{{idx}}</w:t>
             </w:r>
           </w:p>
         </w:tc>
@@ -4113,25 +3845,7 @@
                 <w:sz w:val="30"/>
                 <w:szCs w:val="30"/>
               </w:rPr>
-              <w:t>{{</w:t>
-            </w:r>
-            <w:proofErr w:type="spellStart"/>
-            <w:r>
-              <w:rPr>
-                <w:rFonts w:ascii="TH SarabunIT๙" w:eastAsia="Calibri" w:hAnsi="TH SarabunIT๙" w:cs="TH SarabunIT๙"/>
-                <w:sz w:val="30"/>
-                <w:szCs w:val="30"/>
-              </w:rPr>
-              <w:t>item_name</w:t>
-            </w:r>
-            <w:proofErr w:type="spellEnd"/>
-            <w:r>
-              <w:rPr>
-                <w:rFonts w:ascii="TH SarabunIT๙" w:eastAsia="Calibri" w:hAnsi="TH SarabunIT๙" w:cs="TH SarabunIT๙"/>
-                <w:sz w:val="30"/>
-                <w:szCs w:val="30"/>
-              </w:rPr>
-              <w:t>}}</w:t>
+              <w:t>{{item_name}}</w:t>
             </w:r>
           </w:p>
         </w:tc>
@@ -4180,25 +3894,7 @@
                 <w:sz w:val="30"/>
                 <w:szCs w:val="30"/>
               </w:rPr>
-              <w:t>{{</w:t>
-            </w:r>
-            <w:proofErr w:type="spellStart"/>
-            <w:r>
-              <w:rPr>
-                <w:rFonts w:ascii="TH SarabunIT๙" w:eastAsia="Calibri" w:hAnsi="TH SarabunIT๙" w:cs="TH SarabunIT๙"/>
-                <w:sz w:val="30"/>
-                <w:szCs w:val="30"/>
-              </w:rPr>
-              <w:t>unit_price</w:t>
-            </w:r>
-            <w:proofErr w:type="spellEnd"/>
-            <w:r>
-              <w:rPr>
-                <w:rFonts w:ascii="TH SarabunIT๙" w:eastAsia="Calibri" w:hAnsi="TH SarabunIT๙" w:cs="TH SarabunIT๙"/>
-                <w:sz w:val="30"/>
-                <w:szCs w:val="30"/>
-              </w:rPr>
-              <w:t>}}</w:t>
+              <w:t>{{unit_price}}</w:t>
             </w:r>
           </w:p>
         </w:tc>
@@ -4222,25 +3918,7 @@
                 <w:sz w:val="30"/>
                 <w:szCs w:val="30"/>
               </w:rPr>
-              <w:t>{{</w:t>
-            </w:r>
-            <w:proofErr w:type="spellStart"/>
-            <w:r>
-              <w:rPr>
-                <w:rFonts w:ascii="TH SarabunIT๙" w:eastAsia="Calibri" w:hAnsi="TH SarabunIT๙" w:cs="TH SarabunIT๙"/>
-                <w:sz w:val="30"/>
-                <w:szCs w:val="30"/>
-              </w:rPr>
-              <w:t>unit_price</w:t>
-            </w:r>
-            <w:proofErr w:type="spellEnd"/>
-            <w:r>
-              <w:rPr>
-                <w:rFonts w:ascii="TH SarabunIT๙" w:eastAsia="Calibri" w:hAnsi="TH SarabunIT๙" w:cs="TH SarabunIT๙"/>
-                <w:sz w:val="30"/>
-                <w:szCs w:val="30"/>
-              </w:rPr>
-              <w:t>}}</w:t>
+              <w:t>{{unit_price}}</w:t>
             </w:r>
           </w:p>
         </w:tc>
@@ -4264,25 +3942,7 @@
                 <w:sz w:val="30"/>
                 <w:szCs w:val="30"/>
               </w:rPr>
-              <w:t>{{</w:t>
-            </w:r>
-            <w:proofErr w:type="spellStart"/>
-            <w:r>
-              <w:rPr>
-                <w:rFonts w:ascii="TH SarabunIT๙" w:eastAsia="Calibri" w:hAnsi="TH SarabunIT๙" w:cs="TH SarabunIT๙"/>
-                <w:sz w:val="30"/>
-                <w:szCs w:val="30"/>
-              </w:rPr>
-              <w:t>total_price</w:t>
-            </w:r>
-            <w:proofErr w:type="spellEnd"/>
-            <w:r>
-              <w:rPr>
-                <w:rFonts w:ascii="TH SarabunIT๙" w:eastAsia="Calibri" w:hAnsi="TH SarabunIT๙" w:cs="TH SarabunIT๙"/>
-                <w:sz w:val="30"/>
-                <w:szCs w:val="30"/>
-              </w:rPr>
-              <w:t>}}</w:t>
+              <w:t>{{total_price}}</w:t>
             </w:r>
           </w:p>
         </w:tc>
@@ -4948,23 +4608,7 @@
           <w:rFonts w:ascii="TH SarabunIT๙" w:hAnsi="TH SarabunIT๙" w:cs="TH SarabunIT๙"/>
           <w:szCs w:val="32"/>
         </w:rPr>
-        <w:t>{{</w:t>
-      </w:r>
-      <w:proofErr w:type="spellStart"/>
-      <w:r>
-        <w:rPr>
-          <w:rFonts w:ascii="TH SarabunIT๙" w:hAnsi="TH SarabunIT๙" w:cs="TH SarabunIT๙"/>
-          <w:szCs w:val="32"/>
-        </w:rPr>
-        <w:t>school_name</w:t>
-      </w:r>
-      <w:proofErr w:type="spellEnd"/>
-      <w:r>
-        <w:rPr>
-          <w:rFonts w:ascii="TH SarabunIT๙" w:hAnsi="TH SarabunIT๙" w:cs="TH SarabunIT๙"/>
-          <w:szCs w:val="32"/>
-        </w:rPr>
-        <w:t>}}</w:t>
+        <w:t>{{school_name}}</w:t>
       </w:r>
       <w:r>
         <w:rPr>
@@ -4987,64 +4631,23 @@
           <w:rFonts w:ascii="TH SarabunIT๙" w:eastAsia="Times New Roman" w:hAnsi="TH SarabunIT๙" w:cs="TH SarabunIT๙"/>
           <w:szCs w:val="32"/>
         </w:rPr>
-        <w:t>{{</w:t>
-      </w:r>
-      <w:proofErr w:type="spellStart"/>
+        <w:t>{{school_amphoe}}</w:t>
+      </w:r>
       <w:r>
         <w:rPr>
           <w:rFonts w:ascii="TH SarabunIT๙" w:eastAsia="Times New Roman" w:hAnsi="TH SarabunIT๙" w:cs="TH SarabunIT๙"/>
           <w:szCs w:val="32"/>
-        </w:rPr>
-        <w:t>school_amphoe</w:t>
-      </w:r>
-      <w:proofErr w:type="spellEnd"/>
+          <w:cs/>
+        </w:rPr>
+        <w:t xml:space="preserve"> จังหวัด</w:t>
+      </w:r>
       <w:r>
         <w:rPr>
           <w:rFonts w:ascii="TH SarabunIT๙" w:eastAsia="Times New Roman" w:hAnsi="TH SarabunIT๙" w:cs="TH SarabunIT๙"/>
           <w:szCs w:val="32"/>
         </w:rPr>
-        <w:t>}}</w:t>
-      </w:r>
-      <w:r>
-        <w:rPr>
-          <w:rFonts w:ascii="TH SarabunIT๙" w:eastAsia="Times New Roman" w:hAnsi="TH SarabunIT๙" w:cs="TH SarabunIT๙"/>
-          <w:szCs w:val="32"/>
-          <w:cs/>
-        </w:rPr>
-        <w:t xml:space="preserve"> จังหวัด</w:t>
-      </w:r>
-      <w:r>
-        <w:rPr>
-          <w:rFonts w:ascii="TH SarabunIT๙" w:eastAsia="Times New Roman" w:hAnsi="TH SarabunIT๙" w:cs="TH SarabunIT๙"/>
-          <w:szCs w:val="32"/>
-        </w:rPr>
-        <w:t>{{</w:t>
-      </w:r>
-      <w:proofErr w:type="spellStart"/>
-      <w:r>
-        <w:rPr>
-          <w:rFonts w:ascii="TH SarabunIT๙" w:eastAsia="Times New Roman" w:hAnsi="TH SarabunIT๙" w:cs="TH SarabunIT๙"/>
-          <w:szCs w:val="32"/>
-        </w:rPr>
-        <w:t>school_changwat</w:t>
-      </w:r>
-      <w:proofErr w:type="spellEnd"/>
-      <w:r>
-        <w:rPr>
-          <w:rFonts w:ascii="TH SarabunIT๙" w:eastAsia="Times New Roman" w:hAnsi="TH SarabunIT๙" w:cs="TH SarabunIT๙"/>
-          <w:szCs w:val="32"/>
-        </w:rPr>
-        <w:t>}}</w:t>
-      </w:r>
-    </w:p>
-    <w:p>
-      <w:pPr>
-        <w:rPr>
-          <w:rFonts w:ascii="TH SarabunIT๙" w:hAnsi="TH SarabunIT๙" w:cs="TH SarabunIT๙"/>
-          <w:sz w:val="32"/>
-          <w:szCs w:val="32"/>
-        </w:rPr>
-      </w:pPr>
+        <w:t>{{school_changwat}}</w:t>
+      </w:r>
     </w:p>
     <w:p>
       <w:pPr>
@@ -5200,36 +4803,11 @@
           <w:rFonts w:ascii="TH SarabunIT๙" w:hAnsi="TH SarabunIT๙" w:cs="TH SarabunIT๙"/>
           <w:szCs w:val="32"/>
         </w:rPr>
-        <w:t>{{</w:t>
-      </w:r>
-      <w:proofErr w:type="spellStart"/>
-      <w:r>
-        <w:rPr>
-          <w:rFonts w:ascii="TH SarabunIT๙" w:hAnsi="TH SarabunIT๙" w:cs="TH SarabunIT๙"/>
-          <w:szCs w:val="32"/>
-        </w:rPr>
-        <w:t>school_name</w:t>
-      </w:r>
-      <w:proofErr w:type="spellEnd"/>
-      <w:r>
-        <w:rPr>
-          <w:rFonts w:ascii="TH SarabunIT๙" w:hAnsi="TH SarabunIT๙" w:cs="TH SarabunIT๙"/>
-          <w:szCs w:val="32"/>
-        </w:rPr>
-        <w:t>}}</w:t>
+        <w:t>{{school_name}}</w:t>
       </w:r>
     </w:p>
     <w:p>
       <w:pPr>
-        <w:rPr>
-          <w:rFonts w:ascii="TH SarabunIT๙" w:hAnsi="TH SarabunIT๙" w:cs="TH SarabunIT๙"/>
-          <w:sz w:val="32"/>
-          <w:szCs w:val="32"/>
-        </w:rPr>
-      </w:pPr>
-    </w:p>
-    <w:p>
-      <w:pPr>
         <w:spacing w:after="0"/>
         <w:rPr>
           <w:rFonts w:ascii="TH SarabunIT๙" w:hAnsi="TH SarabunIT๙" w:cs="TH SarabunIT๙"/>
@@ -5280,7 +4858,15 @@
           <w:szCs w:val="32"/>
           <w:cs/>
         </w:rPr>
-        <w:t xml:space="preserve">โรงเรียนบ้านป่าเลา </w:t>
+        <w:t>โรงเรียน</w:t>
+      </w:r>
+      <w:r>
+        <w:rPr>
+          <w:rFonts w:ascii="TH SarabunIT๙" w:hAnsi="TH SarabunIT๙" w:cs="TH SarabunIT๙"/>
+          <w:sz w:val="32"/>
+          <w:szCs w:val="32"/>
+        </w:rPr>
+        <w:t>{{school_name}}</w:t>
       </w:r>
     </w:p>
     <w:p>
@@ -5400,23 +4986,7 @@
           <w:rFonts w:ascii="TH SarabunIT๙" w:hAnsi="TH SarabunIT๙" w:cs="TH SarabunIT๙"/>
           <w:szCs w:val="32"/>
         </w:rPr>
-        <w:t>{{</w:t>
-      </w:r>
-      <w:proofErr w:type="spellStart"/>
-      <w:r>
-        <w:rPr>
-          <w:rFonts w:ascii="TH SarabunIT๙" w:hAnsi="TH SarabunIT๙" w:cs="TH SarabunIT๙"/>
-          <w:szCs w:val="32"/>
-        </w:rPr>
-        <w:t>director_name</w:t>
-      </w:r>
-      <w:proofErr w:type="spellEnd"/>
-      <w:r>
-        <w:rPr>
-          <w:rFonts w:ascii="TH SarabunIT๙" w:hAnsi="TH SarabunIT๙" w:cs="TH SarabunIT๙"/>
-          <w:szCs w:val="32"/>
-        </w:rPr>
-        <w:t>}}</w:t>
+        <w:t>{{director_name}}</w:t>
       </w:r>
       <w:r>
         <w:rPr>
@@ -5468,26 +5038,17 @@
           <w:sz w:val="32"/>
           <w:szCs w:val="32"/>
         </w:rPr>
-        <w:t>{{</w:t>
-      </w:r>
-      <w:proofErr w:type="spellStart"/>
-      <w:r>
-        <w:rPr>
-          <w:rFonts w:ascii="TH SarabunIT๙" w:hAnsi="TH SarabunIT๙" w:cs="TH SarabunIT๙"/>
-          <w:sz w:val="32"/>
-          <w:szCs w:val="32"/>
-        </w:rPr>
-        <w:t>school_name</w:t>
-      </w:r>
-      <w:proofErr w:type="spellEnd"/>
-      <w:r>
-        <w:rPr>
-          <w:rFonts w:ascii="TH SarabunIT๙" w:hAnsi="TH SarabunIT๙" w:cs="TH SarabunIT๙"/>
-          <w:sz w:val="32"/>
-          <w:szCs w:val="32"/>
-        </w:rPr>
-        <w:t>}}</w:t>
-      </w:r>
+        <w:t>{{school_name}}</w:t>
+      </w:r>
+    </w:p>
+    <w:p>
+      <w:pPr>
+        <w:rPr>
+          <w:rFonts w:ascii="TH SarabunIT๙" w:hAnsi="TH SarabunIT๙" w:cs="TH SarabunIT๙"/>
+          <w:sz w:val="32"/>
+          <w:szCs w:val="32"/>
+        </w:rPr>
+      </w:pPr>
     </w:p>
     <w:p>
       <w:pPr>
@@ -5808,25 +5369,7 @@
                       <w:sz w:val="32"/>
                       <w:szCs w:val="32"/>
                     </w:rPr>
-                    <w:t>{{</w:t>
-                  </w:r>
-                  <w:proofErr w:type="spellStart"/>
-                  <w:r>
-                    <w:rPr>
-                      <w:rFonts w:ascii="TH SarabunIT๙" w:eastAsia="Times New Roman" w:hAnsi="TH SarabunIT๙" w:cs="TH SarabunIT๙"/>
-                      <w:sz w:val="32"/>
-                      <w:szCs w:val="32"/>
-                    </w:rPr>
-                    <w:t>school_name</w:t>
-                  </w:r>
-                  <w:proofErr w:type="spellEnd"/>
-                  <w:r>
-                    <w:rPr>
-                      <w:rFonts w:ascii="TH SarabunIT๙" w:eastAsia="Times New Roman" w:hAnsi="TH SarabunIT๙" w:cs="TH SarabunIT๙"/>
-                      <w:sz w:val="32"/>
-                      <w:szCs w:val="32"/>
-                    </w:rPr>
-                    <w:t>}}</w:t>
+                    <w:t>{{school_name}}</w:t>
                   </w:r>
                 </w:p>
               </w:tc>
@@ -6385,25 +5928,7 @@
                 <w:sz w:val="32"/>
                 <w:szCs w:val="32"/>
               </w:rPr>
-              <w:t>{{</w:t>
-            </w:r>
-            <w:proofErr w:type="spellStart"/>
-            <w:r>
-              <w:rPr>
-                <w:rFonts w:ascii="TH SarabunIT๙" w:eastAsia="Times New Roman" w:hAnsi="TH SarabunIT๙" w:cs="TH SarabunIT๙"/>
-                <w:sz w:val="32"/>
-                <w:szCs w:val="32"/>
-              </w:rPr>
-              <w:t>school_name</w:t>
-            </w:r>
-            <w:proofErr w:type="spellEnd"/>
-            <w:r>
-              <w:rPr>
-                <w:rFonts w:ascii="TH SarabunIT๙" w:eastAsia="Times New Roman" w:hAnsi="TH SarabunIT๙" w:cs="TH SarabunIT๙"/>
-                <w:sz w:val="32"/>
-                <w:szCs w:val="32"/>
-              </w:rPr>
-              <w:t>}}</w:t>
+              <w:t>{{school_name}}</w:t>
             </w:r>
             <w:r>
               <w:rPr>
@@ -6453,25 +5978,7 @@
                 <w:sz w:val="32"/>
                 <w:szCs w:val="32"/>
               </w:rPr>
-              <w:t>{{</w:t>
-            </w:r>
-            <w:proofErr w:type="spellStart"/>
-            <w:r>
-              <w:rPr>
-                <w:rFonts w:ascii="TH SarabunIT๙" w:eastAsia="Times New Roman" w:hAnsi="TH SarabunIT๙" w:cs="TH SarabunIT๙"/>
-                <w:sz w:val="32"/>
-                <w:szCs w:val="32"/>
-              </w:rPr>
-              <w:t>school_name</w:t>
-            </w:r>
-            <w:proofErr w:type="spellEnd"/>
-            <w:r>
-              <w:rPr>
-                <w:rFonts w:ascii="TH SarabunIT๙" w:eastAsia="Times New Roman" w:hAnsi="TH SarabunIT๙" w:cs="TH SarabunIT๙"/>
-                <w:sz w:val="32"/>
-                <w:szCs w:val="32"/>
-              </w:rPr>
-              <w:t>}}</w:t>
+              <w:t>{{school_name}}</w:t>
             </w:r>
             <w:r>
               <w:rPr>
@@ -6683,27 +6190,7 @@
                 <w:sz w:val="32"/>
                 <w:szCs w:val="32"/>
               </w:rPr>
-              <w:t>{{</w:t>
-            </w:r>
-            <w:proofErr w:type="spellStart"/>
-            <w:r>
-              <w:rPr>
-                <w:rFonts w:ascii="TH SarabunIT๙" w:eastAsia="Times New Roman" w:hAnsi="TH SarabunIT๙" w:cs="TH SarabunIT๙"/>
-                <w:noProof/>
-                <w:sz w:val="32"/>
-                <w:szCs w:val="32"/>
-              </w:rPr>
-              <w:t>current_order_price</w:t>
-            </w:r>
-            <w:proofErr w:type="spellEnd"/>
-            <w:r>
-              <w:rPr>
-                <w:rFonts w:ascii="TH SarabunIT๙" w:eastAsia="Times New Roman" w:hAnsi="TH SarabunIT๙" w:cs="TH SarabunIT๙"/>
-                <w:noProof/>
-                <w:sz w:val="32"/>
-                <w:szCs w:val="32"/>
-              </w:rPr>
-              <w:t>}}</w:t>
+              <w:t>{{current_order_price}}</w:t>
             </w:r>
             <w:r>
               <w:rPr>
@@ -6888,27 +6375,7 @@
                 <w:sz w:val="32"/>
                 <w:szCs w:val="32"/>
               </w:rPr>
-              <w:t>{{</w:t>
-            </w:r>
-            <w:proofErr w:type="spellStart"/>
-            <w:r>
-              <w:rPr>
-                <w:rFonts w:ascii="TH SarabunIT๙" w:eastAsia="Times New Roman" w:hAnsi="TH SarabunIT๙" w:cs="TH SarabunIT๙"/>
-                <w:noProof/>
-                <w:sz w:val="32"/>
-                <w:szCs w:val="32"/>
-              </w:rPr>
-              <w:t>shipping_days</w:t>
-            </w:r>
-            <w:proofErr w:type="spellEnd"/>
-            <w:r>
-              <w:rPr>
-                <w:rFonts w:ascii="TH SarabunIT๙" w:eastAsia="Times New Roman" w:hAnsi="TH SarabunIT๙" w:cs="TH SarabunIT๙"/>
-                <w:noProof/>
-                <w:sz w:val="32"/>
-                <w:szCs w:val="32"/>
-              </w:rPr>
-              <w:t>}}</w:t>
+              <w:t>{{shipping_days}}</w:t>
             </w:r>
             <w:r>
               <w:rPr>
@@ -7286,25 +6753,7 @@
                 <w:sz w:val="32"/>
                 <w:szCs w:val="32"/>
               </w:rPr>
-              <w:t>{{</w:t>
-            </w:r>
-            <w:proofErr w:type="spellStart"/>
-            <w:r>
-              <w:rPr>
-                <w:rFonts w:ascii="TH SarabunIT๙" w:hAnsi="TH SarabunIT๙" w:cs="TH SarabunIT๙"/>
-                <w:sz w:val="32"/>
-                <w:szCs w:val="32"/>
-              </w:rPr>
-              <w:t>school_name</w:t>
-            </w:r>
-            <w:proofErr w:type="spellEnd"/>
-            <w:r>
-              <w:rPr>
-                <w:rFonts w:ascii="TH SarabunIT๙" w:hAnsi="TH SarabunIT๙" w:cs="TH SarabunIT๙"/>
-                <w:sz w:val="32"/>
-                <w:szCs w:val="32"/>
-              </w:rPr>
-              <w:t>}}</w:t>
+              <w:t>{{school_name}}</w:t>
             </w:r>
             <w:r>
               <w:rPr>
@@ -7330,16 +6779,7 @@
                 <w:sz w:val="2"/>
                 <w:szCs w:val="2"/>
               </w:rPr>
-              <w:t xml:space="preserve">{{endif:single_inspector_only}}</w:t>
-            </w:r>
-            <w:r>
-              <w:rPr>
-                <w:rFonts w:ascii="TH SarabunIT๙" w:eastAsia="Times New Roman" w:hAnsi="TH SarabunIT๙" w:cs="TH SarabunIT๙"/>
-                <w:vanish/>
-                <w:sz w:val="2"/>
-                <w:szCs w:val="2"/>
-              </w:rPr>
-              <w:t xml:space="preserve">{{if:committee_only}}</w:t>
+              <w:t>{{endif:single_inspector_only}}{{if:committee_only}}</w:t>
             </w:r>
             <w:r>
               <w:rPr>
@@ -7505,23 +6945,22 @@
                 <w:rFonts w:ascii="TH SarabunIT๙" w:hAnsi="TH SarabunIT๙" w:cs="TH SarabunIT๙"/>
                 <w:szCs w:val="32"/>
               </w:rPr>
-              <w:t>{{</w:t>
-            </w:r>
-            <w:proofErr w:type="spellStart"/>
+              <w:t>{{procurement_officer}}</w:t>
+            </w:r>
             <w:r>
               <w:rPr>
                 <w:rFonts w:ascii="TH SarabunIT๙" w:hAnsi="TH SarabunIT๙" w:cs="TH SarabunIT๙"/>
                 <w:szCs w:val="32"/>
-              </w:rPr>
-              <w:t>procurement_officer</w:t>
-            </w:r>
-            <w:proofErr w:type="spellEnd"/>
+                <w:cs/>
+              </w:rPr>
+              <w:t>)</w:t>
+            </w:r>
             <w:r>
               <w:rPr>
                 <w:rFonts w:ascii="TH SarabunIT๙" w:hAnsi="TH SarabunIT๙" w:cs="TH SarabunIT๙"/>
                 <w:szCs w:val="32"/>
               </w:rPr>
-              <w:t>}}</w:t>
+              <w:tab/>
             </w:r>
             <w:r>
               <w:rPr>
@@ -7529,45 +6968,14 @@
                 <w:szCs w:val="32"/>
                 <w:cs/>
               </w:rPr>
-              <w:t>)</w:t>
+              <w:t>(</w:t>
             </w:r>
             <w:r>
               <w:rPr>
                 <w:rFonts w:ascii="TH SarabunIT๙" w:hAnsi="TH SarabunIT๙" w:cs="TH SarabunIT๙"/>
                 <w:szCs w:val="32"/>
               </w:rPr>
-              <w:tab/>
-            </w:r>
-            <w:r>
-              <w:rPr>
-                <w:rFonts w:ascii="TH SarabunIT๙" w:hAnsi="TH SarabunIT๙" w:cs="TH SarabunIT๙"/>
-                <w:szCs w:val="32"/>
-                <w:cs/>
-              </w:rPr>
-              <w:t>(</w:t>
-            </w:r>
-            <w:r>
-              <w:rPr>
-                <w:rFonts w:ascii="TH SarabunIT๙" w:hAnsi="TH SarabunIT๙" w:cs="TH SarabunIT๙"/>
-                <w:szCs w:val="32"/>
-              </w:rPr>
-              <w:t>{{</w:t>
-            </w:r>
-            <w:proofErr w:type="spellStart"/>
-            <w:r>
-              <w:rPr>
-                <w:rFonts w:ascii="TH SarabunIT๙" w:hAnsi="TH SarabunIT๙" w:cs="TH SarabunIT๙"/>
-                <w:szCs w:val="32"/>
-              </w:rPr>
-              <w:t>procurement_head</w:t>
-            </w:r>
-            <w:proofErr w:type="spellEnd"/>
-            <w:r>
-              <w:rPr>
-                <w:rFonts w:ascii="TH SarabunIT๙" w:hAnsi="TH SarabunIT๙" w:cs="TH SarabunIT๙"/>
-                <w:szCs w:val="32"/>
-              </w:rPr>
-              <w:t>}}</w:t>
+              <w:t>{{procurement_head}}</w:t>
             </w:r>
             <w:r>
               <w:rPr>
@@ -7657,23 +7065,7 @@
                 <w:rFonts w:ascii="TH SarabunIT๙" w:hAnsi="TH SarabunIT๙" w:cs="TH SarabunIT๙"/>
                 <w:szCs w:val="32"/>
               </w:rPr>
-              <w:t>{{</w:t>
-            </w:r>
-            <w:proofErr w:type="spellStart"/>
-            <w:r>
-              <w:rPr>
-                <w:rFonts w:ascii="TH SarabunIT๙" w:hAnsi="TH SarabunIT๙" w:cs="TH SarabunIT๙"/>
-                <w:szCs w:val="32"/>
-              </w:rPr>
-              <w:t>director_name</w:t>
-            </w:r>
-            <w:proofErr w:type="spellEnd"/>
-            <w:r>
-              <w:rPr>
-                <w:rFonts w:ascii="TH SarabunIT๙" w:hAnsi="TH SarabunIT๙" w:cs="TH SarabunIT๙"/>
-                <w:szCs w:val="32"/>
-              </w:rPr>
-              <w:t>}}</w:t>
+              <w:t>{{director_name}}</w:t>
             </w:r>
             <w:r>
               <w:rPr>
@@ -7706,23 +7098,7 @@
                 <w:rFonts w:ascii="TH SarabunIT๙" w:hAnsi="TH SarabunIT๙" w:cs="TH SarabunIT๙"/>
                 <w:szCs w:val="32"/>
               </w:rPr>
-              <w:t>{{</w:t>
-            </w:r>
-            <w:proofErr w:type="spellStart"/>
-            <w:r>
-              <w:rPr>
-                <w:rFonts w:ascii="TH SarabunIT๙" w:hAnsi="TH SarabunIT๙" w:cs="TH SarabunIT๙"/>
-                <w:szCs w:val="32"/>
-              </w:rPr>
-              <w:t>school_name</w:t>
-            </w:r>
-            <w:proofErr w:type="spellEnd"/>
-            <w:r>
-              <w:rPr>
-                <w:rFonts w:ascii="TH SarabunIT๙" w:hAnsi="TH SarabunIT๙" w:cs="TH SarabunIT๙"/>
-                <w:szCs w:val="32"/>
-              </w:rPr>
-              <w:t>}}</w:t>
+              <w:t>{{school_name}}</w:t>
             </w:r>
           </w:p>
           <w:p>
@@ -8072,23 +7448,7 @@
                       <w:rFonts w:ascii="TH SarabunIT๙" w:eastAsia="Calibri" w:hAnsi="TH SarabunIT๙" w:cs="TH SarabunIT๙"/>
                       <w:szCs w:val="32"/>
                     </w:rPr>
-                    <w:t>{{</w:t>
-                  </w:r>
-                  <w:proofErr w:type="spellStart"/>
-                  <w:r>
-                    <w:rPr>
-                      <w:rFonts w:ascii="TH SarabunIT๙" w:eastAsia="Calibri" w:hAnsi="TH SarabunIT๙" w:cs="TH SarabunIT๙"/>
-                      <w:szCs w:val="32"/>
-                    </w:rPr>
-                    <w:t>idx</w:t>
-                  </w:r>
-                  <w:proofErr w:type="spellEnd"/>
-                  <w:r>
-                    <w:rPr>
-                      <w:rFonts w:ascii="TH SarabunIT๙" w:eastAsia="Calibri" w:hAnsi="TH SarabunIT๙" w:cs="TH SarabunIT๙"/>
-                      <w:szCs w:val="32"/>
-                    </w:rPr>
-                    <w:t>}}</w:t>
+                    <w:t>{{idx}}</w:t>
                   </w:r>
                 </w:p>
               </w:tc>
@@ -8109,23 +7469,7 @@
                       <w:rFonts w:ascii="TH SarabunIT๙" w:eastAsia="Calibri" w:hAnsi="TH SarabunIT๙" w:cs="TH SarabunIT๙"/>
                       <w:szCs w:val="32"/>
                     </w:rPr>
-                    <w:t>{{</w:t>
-                  </w:r>
-                  <w:proofErr w:type="spellStart"/>
-                  <w:r>
-                    <w:rPr>
-                      <w:rFonts w:ascii="TH SarabunIT๙" w:eastAsia="Calibri" w:hAnsi="TH SarabunIT๙" w:cs="TH SarabunIT๙"/>
-                      <w:szCs w:val="32"/>
-                    </w:rPr>
-                    <w:t>item_name</w:t>
-                  </w:r>
-                  <w:proofErr w:type="spellEnd"/>
-                  <w:r>
-                    <w:rPr>
-                      <w:rFonts w:ascii="TH SarabunIT๙" w:eastAsia="Calibri" w:hAnsi="TH SarabunIT๙" w:cs="TH SarabunIT๙"/>
-                      <w:szCs w:val="32"/>
-                    </w:rPr>
-                    <w:t>}}</w:t>
+                    <w:t>{{item_name}}</w:t>
                   </w:r>
                 </w:p>
               </w:tc>
@@ -8171,23 +7515,7 @@
                       <w:rFonts w:ascii="TH SarabunIT๙" w:eastAsia="Calibri" w:hAnsi="TH SarabunIT๙" w:cs="TH SarabunIT๙"/>
                       <w:szCs w:val="32"/>
                     </w:rPr>
-                    <w:t>{{</w:t>
-                  </w:r>
-                  <w:proofErr w:type="spellStart"/>
-                  <w:r>
-                    <w:rPr>
-                      <w:rFonts w:ascii="TH SarabunIT๙" w:eastAsia="Calibri" w:hAnsi="TH SarabunIT๙" w:cs="TH SarabunIT๙"/>
-                      <w:szCs w:val="32"/>
-                    </w:rPr>
-                    <w:t>unit_price</w:t>
-                  </w:r>
-                  <w:proofErr w:type="spellEnd"/>
-                  <w:r>
-                    <w:rPr>
-                      <w:rFonts w:ascii="TH SarabunIT๙" w:eastAsia="Calibri" w:hAnsi="TH SarabunIT๙" w:cs="TH SarabunIT๙"/>
-                      <w:szCs w:val="32"/>
-                    </w:rPr>
-                    <w:t>}}</w:t>
+                    <w:t>{{unit_price}}</w:t>
                   </w:r>
                 </w:p>
               </w:tc>
@@ -8209,23 +7537,7 @@
                       <w:rFonts w:ascii="TH SarabunIT๙" w:eastAsia="Calibri" w:hAnsi="TH SarabunIT๙" w:cs="TH SarabunIT๙"/>
                       <w:szCs w:val="32"/>
                     </w:rPr>
-                    <w:t>{{</w:t>
-                  </w:r>
-                  <w:proofErr w:type="spellStart"/>
-                  <w:r>
-                    <w:rPr>
-                      <w:rFonts w:ascii="TH SarabunIT๙" w:eastAsia="Calibri" w:hAnsi="TH SarabunIT๙" w:cs="TH SarabunIT๙"/>
-                      <w:szCs w:val="32"/>
-                    </w:rPr>
-                    <w:t>total_price</w:t>
-                  </w:r>
-                  <w:proofErr w:type="spellEnd"/>
-                  <w:r>
-                    <w:rPr>
-                      <w:rFonts w:ascii="TH SarabunIT๙" w:eastAsia="Calibri" w:hAnsi="TH SarabunIT๙" w:cs="TH SarabunIT๙"/>
-                      <w:szCs w:val="32"/>
-                    </w:rPr>
-                    <w:t>}}</w:t>
+                    <w:t>{{total_price}}</w:t>
                   </w:r>
                 </w:p>
               </w:tc>
@@ -8577,25 +7889,7 @@
                 <w:sz w:val="32"/>
                 <w:szCs w:val="32"/>
               </w:rPr>
-              <w:t>{{</w:t>
-            </w:r>
-            <w:proofErr w:type="spellStart"/>
-            <w:r>
-              <w:rPr>
-                <w:rFonts w:ascii="TH SarabunIT๙" w:eastAsia="Times New Roman" w:hAnsi="TH SarabunIT๙" w:cs="TH SarabunIT๙"/>
-                <w:sz w:val="32"/>
-                <w:szCs w:val="32"/>
-              </w:rPr>
-              <w:t>procurement_officer</w:t>
-            </w:r>
-            <w:proofErr w:type="spellEnd"/>
-            <w:r>
-              <w:rPr>
-                <w:rFonts w:ascii="TH SarabunIT๙" w:eastAsia="Times New Roman" w:hAnsi="TH SarabunIT๙" w:cs="TH SarabunIT๙"/>
-                <w:sz w:val="32"/>
-                <w:szCs w:val="32"/>
-              </w:rPr>
-              <w:t>}}</w:t>
+              <w:t>{{procurement_officer}}</w:t>
             </w:r>
             <w:r>
               <w:rPr>
@@ -9061,29 +8355,7 @@
                 <w:sz w:val="32"/>
                 <w:szCs w:val="32"/>
               </w:rPr>
-              <w:t>{{</w:t>
-            </w:r>
-            <w:proofErr w:type="spellStart"/>
-            <w:r>
-              <w:rPr>
-                <w:rFonts w:ascii="TH SarabunIT๙" w:eastAsia="Times New Roman" w:hAnsi="TH SarabunIT๙" w:cs="TH SarabunIT๙"/>
-                <w:b/>
-                <w:bCs/>
-                <w:sz w:val="32"/>
-                <w:szCs w:val="32"/>
-              </w:rPr>
-              <w:t>school_name</w:t>
-            </w:r>
-            <w:proofErr w:type="spellEnd"/>
-            <w:r>
-              <w:rPr>
-                <w:rFonts w:ascii="TH SarabunIT๙" w:eastAsia="Times New Roman" w:hAnsi="TH SarabunIT๙" w:cs="TH SarabunIT๙"/>
-                <w:b/>
-                <w:bCs/>
-                <w:sz w:val="32"/>
-                <w:szCs w:val="32"/>
-              </w:rPr>
-              <w:t>}}</w:t>
+              <w:t>{{school_name}}</w:t>
             </w:r>
           </w:p>
         </w:tc>
@@ -9142,31 +8414,7 @@
                 <w:sz w:val="32"/>
                 <w:szCs w:val="32"/>
               </w:rPr>
-              <w:t>{{</w:t>
-            </w:r>
-            <w:proofErr w:type="spellStart"/>
-            <w:r>
-              <w:rPr>
-                <w:rFonts w:ascii="TH SarabunIT๙" w:eastAsia="Times New Roman" w:hAnsi="TH SarabunIT๙" w:cs="TH SarabunIT๙"/>
-                <w:b/>
-                <w:bCs/>
-                <w:noProof/>
-                <w:sz w:val="32"/>
-                <w:szCs w:val="32"/>
-              </w:rPr>
-              <w:t>order_number</w:t>
-            </w:r>
-            <w:proofErr w:type="spellEnd"/>
-            <w:r>
-              <w:rPr>
-                <w:rFonts w:ascii="TH SarabunIT๙" w:eastAsia="Times New Roman" w:hAnsi="TH SarabunIT๙" w:cs="TH SarabunIT๙"/>
-                <w:b/>
-                <w:bCs/>
-                <w:noProof/>
-                <w:sz w:val="32"/>
-                <w:szCs w:val="32"/>
-              </w:rPr>
-              <w:t>}}</w:t>
+              <w:t>{{order_number}}</w:t>
             </w:r>
           </w:p>
         </w:tc>
@@ -9348,25 +8596,7 @@
                 <w:sz w:val="32"/>
                 <w:szCs w:val="32"/>
               </w:rPr>
-              <w:t>{{</w:t>
-            </w:r>
-            <w:proofErr w:type="spellStart"/>
-            <w:r>
-              <w:rPr>
-                <w:rFonts w:ascii="TH SarabunIT๙" w:eastAsia="Times New Roman" w:hAnsi="TH SarabunIT๙" w:cs="TH SarabunIT๙"/>
-                <w:sz w:val="32"/>
-                <w:szCs w:val="32"/>
-              </w:rPr>
-              <w:t>school_name</w:t>
-            </w:r>
-            <w:proofErr w:type="spellEnd"/>
-            <w:r>
-              <w:rPr>
-                <w:rFonts w:ascii="TH SarabunIT๙" w:eastAsia="Times New Roman" w:hAnsi="TH SarabunIT๙" w:cs="TH SarabunIT๙"/>
-                <w:sz w:val="32"/>
-                <w:szCs w:val="32"/>
-              </w:rPr>
-              <w:t>}}</w:t>
+              <w:t>{{school_name}}</w:t>
             </w:r>
             <w:r>
               <w:rPr>
@@ -9444,27 +8674,7 @@
                 <w:sz w:val="32"/>
                 <w:szCs w:val="32"/>
               </w:rPr>
-              <w:t>{{</w:t>
-            </w:r>
-            <w:proofErr w:type="spellStart"/>
-            <w:r>
-              <w:rPr>
-                <w:rFonts w:ascii="TH SarabunIT๙" w:eastAsia="Times New Roman" w:hAnsi="TH SarabunIT๙" w:cs="TH SarabunIT๙"/>
-                <w:noProof/>
-                <w:sz w:val="32"/>
-                <w:szCs w:val="32"/>
-              </w:rPr>
-              <w:t>inspector_title_group</w:t>
-            </w:r>
-            <w:proofErr w:type="spellEnd"/>
-            <w:r>
-              <w:rPr>
-                <w:rFonts w:ascii="TH SarabunIT๙" w:eastAsia="Times New Roman" w:hAnsi="TH SarabunIT๙" w:cs="TH SarabunIT๙"/>
-                <w:noProof/>
-                <w:sz w:val="32"/>
-                <w:szCs w:val="32"/>
-              </w:rPr>
-              <w:t>}}</w:t>
+              <w:t>{{inspector_title_group}}</w:t>
             </w:r>
             <w:r>
               <w:rPr>
@@ -10628,25 +9838,7 @@
                       <w:sz w:val="32"/>
                       <w:szCs w:val="32"/>
                     </w:rPr>
-                    <w:t>{{</w:t>
-                  </w:r>
-                  <w:proofErr w:type="spellStart"/>
-                  <w:r>
-                    <w:rPr>
-                      <w:rFonts w:ascii="TH SarabunIT๙" w:hAnsi="TH SarabunIT๙" w:cs="TH SarabunIT๙"/>
-                      <w:sz w:val="32"/>
-                      <w:szCs w:val="32"/>
-                    </w:rPr>
-                    <w:t>director_name</w:t>
-                  </w:r>
-                  <w:proofErr w:type="spellEnd"/>
-                  <w:r>
-                    <w:rPr>
-                      <w:rFonts w:ascii="TH SarabunIT๙" w:hAnsi="TH SarabunIT๙" w:cs="TH SarabunIT๙"/>
-                      <w:sz w:val="32"/>
-                      <w:szCs w:val="32"/>
-                    </w:rPr>
-                    <w:t>}}</w:t>
+                    <w:t>{{director_name}}</w:t>
                   </w:r>
                   <w:r>
                     <w:rPr>
@@ -10710,27 +9902,7 @@
                       <w:szCs w:val="32"/>
                       <w:bdr w:val="none" w:sz="0" w:space="0" w:color="auto" w:frame="1"/>
                     </w:rPr>
-                    <w:t>{{</w:t>
-                  </w:r>
-                  <w:proofErr w:type="spellStart"/>
-                  <w:r>
-                    <w:rPr>
-                      <w:rFonts w:ascii="TH SarabunIT๙" w:eastAsia="Times New Roman" w:hAnsi="TH SarabunIT๙" w:cs="TH SarabunIT๙"/>
-                      <w:sz w:val="32"/>
-                      <w:szCs w:val="32"/>
-                      <w:bdr w:val="none" w:sz="0" w:space="0" w:color="auto" w:frame="1"/>
-                    </w:rPr>
-                    <w:t>school_name</w:t>
-                  </w:r>
-                  <w:proofErr w:type="spellEnd"/>
-                  <w:r>
-                    <w:rPr>
-                      <w:rFonts w:ascii="TH SarabunIT๙" w:eastAsia="Times New Roman" w:hAnsi="TH SarabunIT๙" w:cs="TH SarabunIT๙"/>
-                      <w:sz w:val="32"/>
-                      <w:szCs w:val="32"/>
-                      <w:bdr w:val="none" w:sz="0" w:space="0" w:color="auto" w:frame="1"/>
-                    </w:rPr>
-                    <w:t>}}</w:t>
+                    <w:t>{{school_name}}</w:t>
                   </w:r>
                 </w:p>
               </w:tc>
@@ -11195,25 +10367,7 @@
                       <w:sz w:val="32"/>
                       <w:szCs w:val="32"/>
                     </w:rPr>
-                    <w:t>{{</w:t>
-                  </w:r>
-                  <w:proofErr w:type="spellStart"/>
-                  <w:r>
-                    <w:rPr>
-                      <w:rFonts w:ascii="TH SarabunIT๙" w:eastAsia="Times New Roman" w:hAnsi="TH SarabunIT๙" w:cs="TH SarabunIT๙"/>
-                      <w:sz w:val="32"/>
-                      <w:szCs w:val="32"/>
-                    </w:rPr>
-                    <w:t>school_name</w:t>
-                  </w:r>
-                  <w:proofErr w:type="spellEnd"/>
-                  <w:r>
-                    <w:rPr>
-                      <w:rFonts w:ascii="TH SarabunIT๙" w:eastAsia="Times New Roman" w:hAnsi="TH SarabunIT๙" w:cs="TH SarabunIT๙"/>
-                      <w:sz w:val="32"/>
-                      <w:szCs w:val="32"/>
-                    </w:rPr>
-                    <w:t>}}</w:t>
+                    <w:t>{{school_name}}</w:t>
                   </w:r>
                 </w:p>
               </w:tc>
@@ -11866,25 +11020,7 @@
                 <w:sz w:val="32"/>
                 <w:szCs w:val="32"/>
               </w:rPr>
-              <w:t>{{</w:t>
-            </w:r>
-            <w:proofErr w:type="spellStart"/>
-            <w:r>
-              <w:rPr>
-                <w:rFonts w:ascii="TH SarabunIT๙" w:eastAsia="Times New Roman" w:hAnsi="TH SarabunIT๙" w:cs="TH SarabunIT๙"/>
-                <w:sz w:val="32"/>
-                <w:szCs w:val="32"/>
-              </w:rPr>
-              <w:t>school_name</w:t>
-            </w:r>
-            <w:proofErr w:type="spellEnd"/>
-            <w:r>
-              <w:rPr>
-                <w:rFonts w:ascii="TH SarabunIT๙" w:eastAsia="Times New Roman" w:hAnsi="TH SarabunIT๙" w:cs="TH SarabunIT๙"/>
-                <w:sz w:val="32"/>
-                <w:szCs w:val="32"/>
-              </w:rPr>
-              <w:t>}}</w:t>
+              <w:t>{{school_name}}</w:t>
             </w:r>
           </w:p>
         </w:tc>
@@ -12784,25 +11920,7 @@
                 <w:sz w:val="32"/>
                 <w:szCs w:val="32"/>
               </w:rPr>
-              <w:t>{{</w:t>
-            </w:r>
-            <w:proofErr w:type="spellStart"/>
-            <w:r>
-              <w:rPr>
-                <w:rFonts w:ascii="TH SarabunIT๙" w:eastAsia="Times New Roman" w:hAnsi="TH SarabunIT๙" w:cs="TH SarabunIT๙"/>
-                <w:sz w:val="32"/>
-                <w:szCs w:val="32"/>
-              </w:rPr>
-              <w:t>school_name</w:t>
-            </w:r>
-            <w:proofErr w:type="spellEnd"/>
-            <w:r>
-              <w:rPr>
-                <w:rFonts w:ascii="TH SarabunIT๙" w:eastAsia="Times New Roman" w:hAnsi="TH SarabunIT๙" w:cs="TH SarabunIT๙"/>
-                <w:sz w:val="32"/>
-                <w:szCs w:val="32"/>
-              </w:rPr>
-              <w:t>}}</w:t>
+              <w:t>{{school_name}}</w:t>
             </w:r>
             <w:r>
               <w:rPr>
@@ -12984,23 +12102,22 @@
                 <w:rFonts w:ascii="TH SarabunIT๙" w:hAnsi="TH SarabunIT๙" w:cs="TH SarabunIT๙"/>
                 <w:szCs w:val="32"/>
               </w:rPr>
-              <w:t>{{</w:t>
-            </w:r>
-            <w:proofErr w:type="spellStart"/>
+              <w:t>{{procurement_officer}}</w:t>
+            </w:r>
             <w:r>
               <w:rPr>
                 <w:rFonts w:ascii="TH SarabunIT๙" w:hAnsi="TH SarabunIT๙" w:cs="TH SarabunIT๙"/>
                 <w:szCs w:val="32"/>
-              </w:rPr>
-              <w:t>procurement_officer</w:t>
-            </w:r>
-            <w:proofErr w:type="spellEnd"/>
+                <w:cs/>
+              </w:rPr>
+              <w:t>)</w:t>
+            </w:r>
             <w:r>
               <w:rPr>
                 <w:rFonts w:ascii="TH SarabunIT๙" w:hAnsi="TH SarabunIT๙" w:cs="TH SarabunIT๙"/>
                 <w:szCs w:val="32"/>
               </w:rPr>
-              <w:t>}}</w:t>
+              <w:tab/>
             </w:r>
             <w:r>
               <w:rPr>
@@ -13008,45 +12125,14 @@
                 <w:szCs w:val="32"/>
                 <w:cs/>
               </w:rPr>
-              <w:t>)</w:t>
+              <w:t>(</w:t>
             </w:r>
             <w:r>
               <w:rPr>
                 <w:rFonts w:ascii="TH SarabunIT๙" w:hAnsi="TH SarabunIT๙" w:cs="TH SarabunIT๙"/>
                 <w:szCs w:val="32"/>
               </w:rPr>
-              <w:tab/>
-            </w:r>
-            <w:r>
-              <w:rPr>
-                <w:rFonts w:ascii="TH SarabunIT๙" w:hAnsi="TH SarabunIT๙" w:cs="TH SarabunIT๙"/>
-                <w:szCs w:val="32"/>
-                <w:cs/>
-              </w:rPr>
-              <w:t>(</w:t>
-            </w:r>
-            <w:r>
-              <w:rPr>
-                <w:rFonts w:ascii="TH SarabunIT๙" w:hAnsi="TH SarabunIT๙" w:cs="TH SarabunIT๙"/>
-                <w:szCs w:val="32"/>
-              </w:rPr>
-              <w:t>{{</w:t>
-            </w:r>
-            <w:proofErr w:type="spellStart"/>
-            <w:r>
-              <w:rPr>
-                <w:rFonts w:ascii="TH SarabunIT๙" w:hAnsi="TH SarabunIT๙" w:cs="TH SarabunIT๙"/>
-                <w:szCs w:val="32"/>
-              </w:rPr>
-              <w:t>procurement_head</w:t>
-            </w:r>
-            <w:proofErr w:type="spellEnd"/>
-            <w:r>
-              <w:rPr>
-                <w:rFonts w:ascii="TH SarabunIT๙" w:hAnsi="TH SarabunIT๙" w:cs="TH SarabunIT๙"/>
-                <w:szCs w:val="32"/>
-              </w:rPr>
-              <w:t>}}</w:t>
+              <w:t>{{procurement_head}}</w:t>
             </w:r>
             <w:r>
               <w:rPr>
@@ -13171,23 +12257,7 @@
                 <w:rFonts w:ascii="TH SarabunIT๙" w:hAnsi="TH SarabunIT๙" w:cs="TH SarabunIT๙"/>
                 <w:szCs w:val="32"/>
               </w:rPr>
-              <w:t>{{</w:t>
-            </w:r>
-            <w:proofErr w:type="spellStart"/>
-            <w:r>
-              <w:rPr>
-                <w:rFonts w:ascii="TH SarabunIT๙" w:hAnsi="TH SarabunIT๙" w:cs="TH SarabunIT๙"/>
-                <w:szCs w:val="32"/>
-              </w:rPr>
-              <w:t>director_name</w:t>
-            </w:r>
-            <w:proofErr w:type="spellEnd"/>
-            <w:r>
-              <w:rPr>
-                <w:rFonts w:ascii="TH SarabunIT๙" w:hAnsi="TH SarabunIT๙" w:cs="TH SarabunIT๙"/>
-                <w:szCs w:val="32"/>
-              </w:rPr>
-              <w:t>}}</w:t>
+              <w:t>{{director_name}}</w:t>
             </w:r>
             <w:r>
               <w:rPr>
@@ -13230,23 +12300,7 @@
                 <w:rFonts w:ascii="TH SarabunIT๙" w:hAnsi="TH SarabunIT๙" w:cs="TH SarabunIT๙"/>
                 <w:szCs w:val="32"/>
               </w:rPr>
-              <w:t>{{</w:t>
-            </w:r>
-            <w:proofErr w:type="spellStart"/>
-            <w:r>
-              <w:rPr>
-                <w:rFonts w:ascii="TH SarabunIT๙" w:hAnsi="TH SarabunIT๙" w:cs="TH SarabunIT๙"/>
-                <w:szCs w:val="32"/>
-              </w:rPr>
-              <w:t>school_name</w:t>
-            </w:r>
-            <w:proofErr w:type="spellEnd"/>
-            <w:r>
-              <w:rPr>
-                <w:rFonts w:ascii="TH SarabunIT๙" w:hAnsi="TH SarabunIT๙" w:cs="TH SarabunIT๙"/>
-                <w:szCs w:val="32"/>
-              </w:rPr>
-              <w:t>}}</w:t>
+              <w:t>{{school_name}}</w:t>
             </w:r>
           </w:p>
           <w:p>
@@ -13474,29 +12528,7 @@
                 <w:sz w:val="32"/>
                 <w:szCs w:val="32"/>
               </w:rPr>
-              <w:t>{{</w:t>
-            </w:r>
-            <w:proofErr w:type="spellStart"/>
-            <w:r>
-              <w:rPr>
-                <w:rFonts w:ascii="TH SarabunIT๙" w:eastAsia="Times New Roman" w:hAnsi="TH SarabunIT๙" w:cs="TH SarabunIT๙"/>
-                <w:b/>
-                <w:bCs/>
-                <w:sz w:val="32"/>
-                <w:szCs w:val="32"/>
-              </w:rPr>
-              <w:t>school_name</w:t>
-            </w:r>
-            <w:proofErr w:type="spellEnd"/>
-            <w:r>
-              <w:rPr>
-                <w:rFonts w:ascii="TH SarabunIT๙" w:eastAsia="Times New Roman" w:hAnsi="TH SarabunIT๙" w:cs="TH SarabunIT๙"/>
-                <w:b/>
-                <w:bCs/>
-                <w:sz w:val="32"/>
-                <w:szCs w:val="32"/>
-              </w:rPr>
-              <w:t>}}</w:t>
+              <w:t>{{school_name}}</w:t>
             </w:r>
             <w:r>
               <w:rPr>
@@ -13646,25 +12678,7 @@
                 <w:sz w:val="32"/>
                 <w:szCs w:val="32"/>
               </w:rPr>
-              <w:t>{{</w:t>
-            </w:r>
-            <w:proofErr w:type="spellStart"/>
-            <w:r>
-              <w:rPr>
-                <w:rFonts w:ascii="TH SarabunIT๙" w:eastAsia="Times New Roman" w:hAnsi="TH SarabunIT๙" w:cs="TH SarabunIT๙"/>
-                <w:sz w:val="32"/>
-                <w:szCs w:val="32"/>
-              </w:rPr>
-              <w:t>school_name</w:t>
-            </w:r>
-            <w:proofErr w:type="spellEnd"/>
-            <w:r>
-              <w:rPr>
-                <w:rFonts w:ascii="TH SarabunIT๙" w:eastAsia="Times New Roman" w:hAnsi="TH SarabunIT๙" w:cs="TH SarabunIT๙"/>
-                <w:sz w:val="32"/>
-                <w:szCs w:val="32"/>
-              </w:rPr>
-              <w:t>}}</w:t>
+              <w:t>{{school_name}}</w:t>
             </w:r>
             <w:r>
               <w:rPr>
@@ -13774,27 +12788,7 @@
                 <w:sz w:val="32"/>
                 <w:szCs w:val="32"/>
               </w:rPr>
-              <w:t>{{</w:t>
-            </w:r>
-            <w:proofErr w:type="spellStart"/>
-            <w:r>
-              <w:rPr>
-                <w:rFonts w:ascii="TH SarabunIT๙" w:eastAsia="Times New Roman" w:hAnsi="TH SarabunIT๙" w:cs="TH SarabunIT๙"/>
-                <w:noProof/>
-                <w:sz w:val="32"/>
-                <w:szCs w:val="32"/>
-              </w:rPr>
-              <w:t>current_order_price</w:t>
-            </w:r>
-            <w:proofErr w:type="spellEnd"/>
-            <w:r>
-              <w:rPr>
-                <w:rFonts w:ascii="TH SarabunIT๙" w:eastAsia="Times New Roman" w:hAnsi="TH SarabunIT๙" w:cs="TH SarabunIT๙"/>
-                <w:noProof/>
-                <w:sz w:val="32"/>
-                <w:szCs w:val="32"/>
-              </w:rPr>
-              <w:t>}}</w:t>
+              <w:t>{{current_order_price}}</w:t>
             </w:r>
             <w:r>
               <w:rPr>
@@ -14274,25 +13268,7 @@
                       <w:sz w:val="32"/>
                       <w:szCs w:val="32"/>
                     </w:rPr>
-                    <w:t>{{</w:t>
-                  </w:r>
-                  <w:proofErr w:type="spellStart"/>
-                  <w:r>
-                    <w:rPr>
-                      <w:rFonts w:ascii="TH SarabunIT๙" w:hAnsi="TH SarabunIT๙" w:cs="TH SarabunIT๙"/>
-                      <w:sz w:val="32"/>
-                      <w:szCs w:val="32"/>
-                    </w:rPr>
-                    <w:t>director_name</w:t>
-                  </w:r>
-                  <w:proofErr w:type="spellEnd"/>
-                  <w:r>
-                    <w:rPr>
-                      <w:rFonts w:ascii="TH SarabunIT๙" w:hAnsi="TH SarabunIT๙" w:cs="TH SarabunIT๙"/>
-                      <w:sz w:val="32"/>
-                      <w:szCs w:val="32"/>
-                    </w:rPr>
-                    <w:t>}}</w:t>
+                    <w:t>{{director_name}}</w:t>
                   </w:r>
                   <w:r>
                     <w:rPr>
@@ -14359,25 +13335,7 @@
                       <w:sz w:val="32"/>
                       <w:szCs w:val="32"/>
                     </w:rPr>
-                    <w:t>{{</w:t>
-                  </w:r>
-                  <w:proofErr w:type="spellStart"/>
-                  <w:r>
-                    <w:rPr>
-                      <w:rFonts w:ascii="TH SarabunIT๙" w:eastAsia="Times New Roman" w:hAnsi="TH SarabunIT๙" w:cs="TH SarabunIT๙"/>
-                      <w:sz w:val="32"/>
-                      <w:szCs w:val="32"/>
-                    </w:rPr>
-                    <w:t>school_name</w:t>
-                  </w:r>
-                  <w:proofErr w:type="spellEnd"/>
-                  <w:r>
-                    <w:rPr>
-                      <w:rFonts w:ascii="TH SarabunIT๙" w:eastAsia="Times New Roman" w:hAnsi="TH SarabunIT๙" w:cs="TH SarabunIT๙"/>
-                      <w:sz w:val="32"/>
-                      <w:szCs w:val="32"/>
-                    </w:rPr>
-                    <w:t>}}</w:t>
+                    <w:t>{{school_name}}</w:t>
                   </w:r>
                 </w:p>
               </w:tc>
@@ -14683,21 +13641,7 @@
         <w:rPr>
           <w:rFonts w:ascii="TH SarabunIT๙" w:hAnsi="TH SarabunIT๙" w:cs="TH SarabunIT๙"/>
         </w:rPr>
-        <w:t>{{</w:t>
-      </w:r>
-      <w:proofErr w:type="spellStart"/>
-      <w:r>
-        <w:rPr>
-          <w:rFonts w:ascii="TH SarabunIT๙" w:hAnsi="TH SarabunIT๙" w:cs="TH SarabunIT๙"/>
-        </w:rPr>
-        <w:t>school_name</w:t>
-      </w:r>
-      <w:proofErr w:type="spellEnd"/>
-      <w:r>
-        <w:rPr>
-          <w:rFonts w:ascii="TH SarabunIT๙" w:hAnsi="TH SarabunIT๙" w:cs="TH SarabunIT๙"/>
-        </w:rPr>
-        <w:t>}}</w:t>
+        <w:t>{{school_name}}</w:t>
       </w:r>
       <w:r>
         <w:rPr>
@@ -14742,25 +13686,7 @@
           <w:szCs w:val="32"/>
           <w:cs/>
         </w:rPr>
-        <w:t xml:space="preserve">  </w:t>
-      </w:r>
-      <w:r>
-        <w:rPr>
-          <w:rFonts w:ascii="TH SarabunIT๙" w:hAnsi="TH SarabunIT๙" w:cs="TH SarabunIT๙"/>
-          <w:sz w:val="32"/>
-          <w:szCs w:val="32"/>
-          <w:cs/>
-        </w:rPr>
-        <w:t xml:space="preserve">{{if:vendor_has_shop_name}}</w:t>
-      </w:r>
-      <w:r>
-        <w:rPr>
-          <w:rFonts w:ascii="TH SarabunIT๙" w:hAnsi="TH SarabunIT๙" w:cs="TH SarabunIT๙"/>
-          <w:sz w:val="32"/>
-          <w:szCs w:val="32"/>
-          <w:cs/>
-        </w:rPr>
-        <w:t xml:space="preserve">ในนาม </w:t>
+        <w:t xml:space="preserve">  {{if:vendor_has_shop_name}}ในนาม </w:t>
       </w:r>
       <w:r>
         <w:rPr>
@@ -14805,61 +13731,16 @@
           <w:sz w:val="32"/>
           <w:szCs w:val="32"/>
         </w:rPr>
-        <w:t xml:space="preserve">{{vendor_address_no}}</w:t>
-      </w:r>
-      <w:r>
-        <w:rPr>
-          <w:rFonts w:ascii="TH SarabunIT๙" w:hAnsi="TH SarabunIT๙" w:cs="TH SarabunIT๙"/>
-          <w:sz w:val="32"/>
-          <w:szCs w:val="32"/>
-          <w:cs/>
-        </w:rPr>
-        <w:t xml:space="preserve">{{if:vendor_not_bangkok}}</w:t>
-      </w:r>
-      <w:r>
-        <w:rPr>
-          <w:rFonts w:ascii="TH SarabunIT๙" w:hAnsi="TH SarabunIT๙" w:cs="TH SarabunIT๙"/>
-          <w:sz w:val="32"/>
-          <w:szCs w:val="32"/>
-          <w:cs/>
-        </w:rPr>
-        <w:t xml:space="preserve"> ตำบล</w:t>
-      </w:r>
-      <w:r>
-        <w:rPr>
-          <w:rFonts w:ascii="TH SarabunIT๙" w:hAnsi="TH SarabunIT๙" w:cs="TH SarabunIT๙"/>
-          <w:sz w:val="32"/>
-          <w:szCs w:val="32"/>
-          <w:cs/>
-        </w:rPr>
-        <w:t xml:space="preserve">{{endif:vendor_not_bangkok}}</w:t>
-      </w:r>
-      <w:r>
-        <w:rPr>
-          <w:rFonts w:ascii="TH SarabunIT๙" w:hAnsi="TH SarabunIT๙" w:cs="TH SarabunIT๙"/>
-          <w:sz w:val="32"/>
-          <w:szCs w:val="32"/>
-          <w:cs/>
-        </w:rPr>
-        <w:t xml:space="preserve">{{if:vendor_is_bangkok}}</w:t>
-      </w:r>
-      <w:r>
-        <w:rPr>
-          <w:rFonts w:ascii="TH SarabunIT๙" w:hAnsi="TH SarabunIT๙" w:cs="TH SarabunIT๙"/>
-          <w:sz w:val="32"/>
-          <w:szCs w:val="32"/>
-          <w:cs/>
-        </w:rPr>
-        <w:t xml:space="preserve"> แขวง</w:t>
-      </w:r>
-      <w:r>
-        <w:rPr>
-          <w:rFonts w:ascii="TH SarabunIT๙" w:hAnsi="TH SarabunIT๙" w:cs="TH SarabunIT๙"/>
-          <w:sz w:val="32"/>
-          <w:szCs w:val="32"/>
-          <w:cs/>
-        </w:rPr>
-        <w:t xml:space="preserve">{{endif:vendor_is_bangkok}}</w:t>
+        <w:t>{{vendor_address_no}}</w:t>
+      </w:r>
+      <w:r>
+        <w:rPr>
+          <w:rFonts w:ascii="TH SarabunIT๙" w:hAnsi="TH SarabunIT๙" w:cs="TH SarabunIT๙"/>
+          <w:sz w:val="32"/>
+          <w:szCs w:val="32"/>
+          <w:cs/>
+        </w:rPr>
+        <w:t>{{if:vendor_not_bangkok}} ตำบล{{endif:vendor_not_bangkok}}{{if:vendor_is_bangkok}} แขวง{{endif:vendor_is_bangkok}}</w:t>
       </w:r>
       <w:r>
         <w:rPr>
@@ -14868,61 +13749,16 @@
           <w:sz w:val="32"/>
           <w:szCs w:val="32"/>
         </w:rPr>
-        <w:t xml:space="preserve">{{vendor_subdistrict}}</w:t>
-      </w:r>
-      <w:r>
-        <w:rPr>
-          <w:rFonts w:ascii="TH SarabunIT๙" w:hAnsi="TH SarabunIT๙" w:cs="TH SarabunIT๙"/>
-          <w:sz w:val="32"/>
-          <w:szCs w:val="32"/>
-          <w:cs/>
-        </w:rPr>
-        <w:t xml:space="preserve">{{if:vendor_not_bangkok}}</w:t>
-      </w:r>
-      <w:r>
-        <w:rPr>
-          <w:rFonts w:ascii="TH SarabunIT๙" w:hAnsi="TH SarabunIT๙" w:cs="TH SarabunIT๙"/>
-          <w:sz w:val="32"/>
-          <w:szCs w:val="32"/>
-          <w:cs/>
-        </w:rPr>
-        <w:t xml:space="preserve"> อำเภอ</w:t>
-      </w:r>
-      <w:r>
-        <w:rPr>
-          <w:rFonts w:ascii="TH SarabunIT๙" w:hAnsi="TH SarabunIT๙" w:cs="TH SarabunIT๙"/>
-          <w:sz w:val="32"/>
-          <w:szCs w:val="32"/>
-          <w:cs/>
-        </w:rPr>
-        <w:t xml:space="preserve">{{endif:vendor_not_bangkok}}</w:t>
-      </w:r>
-      <w:r>
-        <w:rPr>
-          <w:rFonts w:ascii="TH SarabunIT๙" w:hAnsi="TH SarabunIT๙" w:cs="TH SarabunIT๙"/>
-          <w:sz w:val="32"/>
-          <w:szCs w:val="32"/>
-          <w:cs/>
-        </w:rPr>
-        <w:t xml:space="preserve">{{if:vendor_is_bangkok}}</w:t>
-      </w:r>
-      <w:r>
-        <w:rPr>
-          <w:rFonts w:ascii="TH SarabunIT๙" w:hAnsi="TH SarabunIT๙" w:cs="TH SarabunIT๙"/>
-          <w:sz w:val="32"/>
-          <w:szCs w:val="32"/>
-          <w:cs/>
-        </w:rPr>
-        <w:t xml:space="preserve"> เขต</w:t>
-      </w:r>
-      <w:r>
-        <w:rPr>
-          <w:rFonts w:ascii="TH SarabunIT๙" w:hAnsi="TH SarabunIT๙" w:cs="TH SarabunIT๙"/>
-          <w:sz w:val="32"/>
-          <w:szCs w:val="32"/>
-          <w:cs/>
-        </w:rPr>
-        <w:t xml:space="preserve">{{endif:vendor_is_bangkok}}</w:t>
+        <w:t>{{vendor_subdistrict}}</w:t>
+      </w:r>
+      <w:r>
+        <w:rPr>
+          <w:rFonts w:ascii="TH SarabunIT๙" w:hAnsi="TH SarabunIT๙" w:cs="TH SarabunIT๙"/>
+          <w:sz w:val="32"/>
+          <w:szCs w:val="32"/>
+          <w:cs/>
+        </w:rPr>
+        <w:t>{{if:vendor_not_bangkok}} อำเภอ{{endif:vendor_not_bangkok}}{{if:vendor_is_bangkok}} เขต{{endif:vendor_is_bangkok}}</w:t>
       </w:r>
       <w:r>
         <w:rPr>
@@ -14931,7 +13767,7 @@
           <w:sz w:val="32"/>
           <w:szCs w:val="32"/>
         </w:rPr>
-        <w:t xml:space="preserve">{{vendor_district}}</w:t>
+        <w:t>{{vendor_district}}</w:t>
       </w:r>
       <w:r>
         <w:rPr>
@@ -14949,7 +13785,7 @@
           <w:sz w:val="32"/>
           <w:szCs w:val="32"/>
         </w:rPr>
-        <w:t xml:space="preserve">{{vendor_province}}</w:t>
+        <w:t>{{vendor_province}}</w:t>
       </w:r>
       <w:r>
         <w:rPr>
@@ -15231,23 +14067,7 @@
                 <w:rFonts w:ascii="TH SarabunIT๙" w:eastAsia="Calibri" w:hAnsi="TH SarabunIT๙" w:cs="TH SarabunIT๙"/>
                 <w:szCs w:val="32"/>
               </w:rPr>
-              <w:t>{{</w:t>
-            </w:r>
-            <w:proofErr w:type="spellStart"/>
-            <w:r>
-              <w:rPr>
-                <w:rFonts w:ascii="TH SarabunIT๙" w:eastAsia="Calibri" w:hAnsi="TH SarabunIT๙" w:cs="TH SarabunIT๙"/>
-                <w:szCs w:val="32"/>
-              </w:rPr>
-              <w:t>idx</w:t>
-            </w:r>
-            <w:proofErr w:type="spellEnd"/>
-            <w:r>
-              <w:rPr>
-                <w:rFonts w:ascii="TH SarabunIT๙" w:eastAsia="Calibri" w:hAnsi="TH SarabunIT๙" w:cs="TH SarabunIT๙"/>
-                <w:szCs w:val="32"/>
-              </w:rPr>
-              <w:t>}}</w:t>
+              <w:t>{{idx}}</w:t>
             </w:r>
           </w:p>
         </w:tc>
@@ -15268,23 +14088,7 @@
                 <w:rFonts w:ascii="TH SarabunIT๙" w:eastAsia="Calibri" w:hAnsi="TH SarabunIT๙" w:cs="TH SarabunIT๙"/>
                 <w:szCs w:val="32"/>
               </w:rPr>
-              <w:t>{{</w:t>
-            </w:r>
-            <w:proofErr w:type="spellStart"/>
-            <w:r>
-              <w:rPr>
-                <w:rFonts w:ascii="TH SarabunIT๙" w:eastAsia="Calibri" w:hAnsi="TH SarabunIT๙" w:cs="TH SarabunIT๙"/>
-                <w:szCs w:val="32"/>
-              </w:rPr>
-              <w:t>item_name</w:t>
-            </w:r>
-            <w:proofErr w:type="spellEnd"/>
-            <w:r>
-              <w:rPr>
-                <w:rFonts w:ascii="TH SarabunIT๙" w:eastAsia="Calibri" w:hAnsi="TH SarabunIT๙" w:cs="TH SarabunIT๙"/>
-                <w:szCs w:val="32"/>
-              </w:rPr>
-              <w:t>}}</w:t>
+              <w:t>{{item_name}}</w:t>
             </w:r>
           </w:p>
         </w:tc>
@@ -15330,23 +14134,7 @@
                 <w:rFonts w:ascii="TH SarabunIT๙" w:eastAsia="Calibri" w:hAnsi="TH SarabunIT๙" w:cs="TH SarabunIT๙"/>
                 <w:szCs w:val="32"/>
               </w:rPr>
-              <w:t>{{</w:t>
-            </w:r>
-            <w:proofErr w:type="spellStart"/>
-            <w:r>
-              <w:rPr>
-                <w:rFonts w:ascii="TH SarabunIT๙" w:eastAsia="Calibri" w:hAnsi="TH SarabunIT๙" w:cs="TH SarabunIT๙"/>
-                <w:szCs w:val="32"/>
-              </w:rPr>
-              <w:t>unit_price</w:t>
-            </w:r>
-            <w:proofErr w:type="spellEnd"/>
-            <w:r>
-              <w:rPr>
-                <w:rFonts w:ascii="TH SarabunIT๙" w:eastAsia="Calibri" w:hAnsi="TH SarabunIT๙" w:cs="TH SarabunIT๙"/>
-                <w:szCs w:val="32"/>
-              </w:rPr>
-              <w:t>}}</w:t>
+              <w:t>{{unit_price}}</w:t>
             </w:r>
           </w:p>
         </w:tc>
@@ -15368,23 +14156,7 @@
                 <w:rFonts w:ascii="TH SarabunIT๙" w:eastAsia="Calibri" w:hAnsi="TH SarabunIT๙" w:cs="TH SarabunIT๙"/>
                 <w:szCs w:val="32"/>
               </w:rPr>
-              <w:t>{{</w:t>
-            </w:r>
-            <w:proofErr w:type="spellStart"/>
-            <w:r>
-              <w:rPr>
-                <w:rFonts w:ascii="TH SarabunIT๙" w:eastAsia="Calibri" w:hAnsi="TH SarabunIT๙" w:cs="TH SarabunIT๙"/>
-                <w:szCs w:val="32"/>
-              </w:rPr>
-              <w:t>total_price</w:t>
-            </w:r>
-            <w:proofErr w:type="spellEnd"/>
-            <w:r>
-              <w:rPr>
-                <w:rFonts w:ascii="TH SarabunIT๙" w:eastAsia="Calibri" w:hAnsi="TH SarabunIT๙" w:cs="TH SarabunIT๙"/>
-                <w:szCs w:val="32"/>
-              </w:rPr>
-              <w:t>}}</w:t>
+              <w:t>{{total_price}}</w:t>
             </w:r>
           </w:p>
         </w:tc>
@@ -15830,25 +14602,7 @@
           <w:sz w:val="32"/>
           <w:szCs w:val="32"/>
         </w:rPr>
-        <w:t>{{</w:t>
-      </w:r>
-      <w:proofErr w:type="spellStart"/>
-      <w:r>
-        <w:rPr>
-          <w:rFonts w:ascii="TH SarabunIT๙" w:hAnsi="TH SarabunIT๙" w:cs="TH SarabunIT๙"/>
-          <w:sz w:val="32"/>
-          <w:szCs w:val="32"/>
-        </w:rPr>
-        <w:t>vendor_owner</w:t>
-      </w:r>
-      <w:proofErr w:type="spellEnd"/>
-      <w:r>
-        <w:rPr>
-          <w:rFonts w:ascii="TH SarabunIT๙" w:hAnsi="TH SarabunIT๙" w:cs="TH SarabunIT๙"/>
-          <w:sz w:val="32"/>
-          <w:szCs w:val="32"/>
-        </w:rPr>
-        <w:t>}})</w:t>
+        <w:t>{{vendor_owner}})</w:t>
       </w:r>
     </w:p>
     <w:p>
@@ -16269,25 +15023,7 @@
                             <w:noProof/>
                             <w:sz w:val="28"/>
                           </w:rPr>
-                          <w:t>{{</w:t>
-                        </w:r>
-                        <w:proofErr w:type="spellStart"/>
-                        <w:r>
-                          <w:rPr>
-                            <w:rFonts w:ascii="TH SarabunIT๙" w:eastAsia="Times New Roman" w:hAnsi="TH SarabunIT๙" w:cs="TH SarabunIT๙"/>
-                            <w:noProof/>
-                            <w:sz w:val="28"/>
-                          </w:rPr>
-                          <w:t>vendor_name</w:t>
-                        </w:r>
-                        <w:proofErr w:type="spellEnd"/>
-                        <w:r>
-                          <w:rPr>
-                            <w:rFonts w:ascii="TH SarabunIT๙" w:eastAsia="Times New Roman" w:hAnsi="TH SarabunIT๙" w:cs="TH SarabunIT๙"/>
-                            <w:noProof/>
-                            <w:sz w:val="28"/>
-                          </w:rPr>
-                          <w:t>}}</w:t>
+                          <w:t>{{vendor_name}}</w:t>
                         </w:r>
                       </w:p>
                     </w:tc>
@@ -16326,19 +15062,11 @@
                         </w:r>
                         <w:r>
                           <w:rPr>
-                            <w:rFonts w:ascii="TH SarabunIT๙" w:eastAsia="Times New Roman" w:hAnsi="TH SarabunIT๙" w:cs="TH SarabunIT๙"/>
-                            <w:sz w:val="28"/>
-                          </w:rPr>
-                          <w:t>{{</w:t>
-                        </w:r>
-                        <w:proofErr w:type="spellStart"/>
-                        <w:r>
-                          <w:rPr>
                             <w:rFonts w:ascii="TH SarabunIT๙" w:hAnsi="TH SarabunIT๙" w:cs="TH SarabunIT๙"/>
                             <w:noProof/>
                             <w:sz w:val="28"/>
                           </w:rPr>
-                          <w:t xml:space="preserve">{{vendor_address_no}}</w:t>
+                          <w:t>{{vendor_address_no}}</w:t>
                         </w:r>
                         <w:r>
                           <w:rPr>
@@ -16346,7 +15074,15 @@
                             <w:sz w:val="28"/>
                             <w:cs/>
                           </w:rPr>
-                          <w:t xml:space="preserve">{{if:vendor_not_bangkok}}</w:t>
+                          <w:t>{{if:vendor_not_bangkok}} ตำบล{{endif:vendor_not_bangkok}}{{if:vendor_is_bangkok}} แขวง{{endif:vendor_is_bangkok}}</w:t>
+                        </w:r>
+                        <w:r>
+                          <w:rPr>
+                            <w:rFonts w:ascii="TH SarabunIT๙" w:hAnsi="TH SarabunIT๙" w:cs="TH SarabunIT๙"/>
+                            <w:noProof/>
+                            <w:sz w:val="28"/>
+                          </w:rPr>
+                          <w:t>{{vendor_subdistrict}}</w:t>
                         </w:r>
                         <w:r>
                           <w:rPr>
@@ -16354,39 +15090,7 @@
                             <w:sz w:val="28"/>
                             <w:cs/>
                           </w:rPr>
-                          <w:t xml:space="preserve"> ตำบล</w:t>
-                        </w:r>
-                        <w:r>
-                          <w:rPr>
-                            <w:rFonts w:ascii="TH SarabunIT๙" w:hAnsi="TH SarabunIT๙" w:cs="TH SarabunIT๙"/>
-                            <w:sz w:val="28"/>
-                            <w:cs/>
-                          </w:rPr>
-                          <w:t xml:space="preserve">{{endif:vendor_not_bangkok}}</w:t>
-                        </w:r>
-                        <w:r>
-                          <w:rPr>
-                            <w:rFonts w:ascii="TH SarabunIT๙" w:hAnsi="TH SarabunIT๙" w:cs="TH SarabunIT๙"/>
-                            <w:sz w:val="28"/>
-                            <w:cs/>
-                          </w:rPr>
-                          <w:t xml:space="preserve">{{if:vendor_is_bangkok}}</w:t>
-                        </w:r>
-                        <w:r>
-                          <w:rPr>
-                            <w:rFonts w:ascii="TH SarabunIT๙" w:hAnsi="TH SarabunIT๙" w:cs="TH SarabunIT๙"/>
-                            <w:sz w:val="28"/>
-                            <w:cs/>
-                          </w:rPr>
-                          <w:t xml:space="preserve"> แขวง</w:t>
-                        </w:r>
-                        <w:r>
-                          <w:rPr>
-                            <w:rFonts w:ascii="TH SarabunIT๙" w:hAnsi="TH SarabunIT๙" w:cs="TH SarabunIT๙"/>
-                            <w:sz w:val="28"/>
-                            <w:cs/>
-                          </w:rPr>
-                          <w:t xml:space="preserve">{{endif:vendor_is_bangkok}}</w:t>
+                          <w:t>{{if:vendor_not_bangkok}} อำเภอ{{endif:vendor_not_bangkok}}{{if:vendor_is_bangkok}} เขต{{endif:vendor_is_bangkok}}</w:t>
                         </w:r>
                         <w:r>
                           <w:rPr>
@@ -16394,63 +15098,7 @@
                             <w:noProof/>
                             <w:sz w:val="28"/>
                           </w:rPr>
-                          <w:t xml:space="preserve">{{vendor_subdistrict}}</w:t>
-                        </w:r>
-                        <w:r>
-                          <w:rPr>
-                            <w:rFonts w:ascii="TH SarabunIT๙" w:hAnsi="TH SarabunIT๙" w:cs="TH SarabunIT๙"/>
-                            <w:sz w:val="28"/>
-                            <w:cs/>
-                          </w:rPr>
-                          <w:t xml:space="preserve">{{if:vendor_not_bangkok}}</w:t>
-                        </w:r>
-                        <w:r>
-                          <w:rPr>
-                            <w:rFonts w:ascii="TH SarabunIT๙" w:hAnsi="TH SarabunIT๙" w:cs="TH SarabunIT๙"/>
-                            <w:sz w:val="28"/>
-                            <w:cs/>
-                          </w:rPr>
-                          <w:t xml:space="preserve"> อำเภอ</w:t>
-                        </w:r>
-                        <w:r>
-                          <w:rPr>
-                            <w:rFonts w:ascii="TH SarabunIT๙" w:hAnsi="TH SarabunIT๙" w:cs="TH SarabunIT๙"/>
-                            <w:sz w:val="28"/>
-                            <w:cs/>
-                          </w:rPr>
-                          <w:t xml:space="preserve">{{endif:vendor_not_bangkok}}</w:t>
-                        </w:r>
-                        <w:r>
-                          <w:rPr>
-                            <w:rFonts w:ascii="TH SarabunIT๙" w:hAnsi="TH SarabunIT๙" w:cs="TH SarabunIT๙"/>
-                            <w:sz w:val="28"/>
-                            <w:cs/>
-                          </w:rPr>
-                          <w:t xml:space="preserve">{{if:vendor_is_bangkok}}</w:t>
-                        </w:r>
-                        <w:r>
-                          <w:rPr>
-                            <w:rFonts w:ascii="TH SarabunIT๙" w:hAnsi="TH SarabunIT๙" w:cs="TH SarabunIT๙"/>
-                            <w:sz w:val="28"/>
-                            <w:cs/>
-                          </w:rPr>
-                          <w:t xml:space="preserve"> เขต</w:t>
-                        </w:r>
-                        <w:r>
-                          <w:rPr>
-                            <w:rFonts w:ascii="TH SarabunIT๙" w:hAnsi="TH SarabunIT๙" w:cs="TH SarabunIT๙"/>
-                            <w:sz w:val="28"/>
-                            <w:cs/>
-                          </w:rPr>
-                          <w:t xml:space="preserve">{{endif:vendor_is_bangkok}}</w:t>
-                        </w:r>
-                        <w:r>
-                          <w:rPr>
-                            <w:rFonts w:ascii="TH SarabunIT๙" w:hAnsi="TH SarabunIT๙" w:cs="TH SarabunIT๙"/>
-                            <w:noProof/>
-                            <w:sz w:val="28"/>
-                          </w:rPr>
-                          <w:t xml:space="preserve">{{vendor_district}}</w:t>
+                          <w:t>{{vendor_district}}</w:t>
                         </w:r>
                         <w:r>
                           <w:rPr>
@@ -16466,7 +15114,7 @@
                             <w:noProof/>
                             <w:sz w:val="28"/>
                           </w:rPr>
-                          <w:t xml:space="preserve">{{vendor_province}}</w:t>
+                          <w:t>{{vendor_province}}</w:t>
                         </w:r>
                       </w:p>
                     </w:tc>
@@ -16516,25 +15164,7 @@
                             <w:noProof/>
                             <w:sz w:val="28"/>
                           </w:rPr>
-                          <w:t>{{</w:t>
-                        </w:r>
-                        <w:proofErr w:type="spellStart"/>
-                        <w:r>
-                          <w:rPr>
-                            <w:rFonts w:ascii="TH SarabunIT๙" w:hAnsi="TH SarabunIT๙" w:cs="TH SarabunIT๙"/>
-                            <w:noProof/>
-                            <w:sz w:val="28"/>
-                          </w:rPr>
-                          <w:t>vendor_phone</w:t>
-                        </w:r>
-                        <w:proofErr w:type="spellEnd"/>
-                        <w:r>
-                          <w:rPr>
-                            <w:rFonts w:ascii="TH SarabunIT๙" w:hAnsi="TH SarabunIT๙" w:cs="TH SarabunIT๙"/>
-                            <w:noProof/>
-                            <w:sz w:val="28"/>
-                          </w:rPr>
-                          <w:t>}}</w:t>
+                          <w:t>{{vendor_phone}}</w:t>
                         </w:r>
                       </w:p>
                     </w:tc>
@@ -16584,25 +15214,7 @@
                             <w:noProof/>
                             <w:sz w:val="28"/>
                           </w:rPr>
-                          <w:t>{{</w:t>
-                        </w:r>
-                        <w:proofErr w:type="spellStart"/>
-                        <w:r>
-                          <w:rPr>
-                            <w:rFonts w:ascii="TH SarabunIT๙" w:hAnsi="TH SarabunIT๙" w:cs="TH SarabunIT๙"/>
-                            <w:noProof/>
-                            <w:sz w:val="28"/>
-                          </w:rPr>
-                          <w:t>vendor_tax_id</w:t>
-                        </w:r>
-                        <w:proofErr w:type="spellEnd"/>
-                        <w:r>
-                          <w:rPr>
-                            <w:rFonts w:ascii="TH SarabunIT๙" w:hAnsi="TH SarabunIT๙" w:cs="TH SarabunIT๙"/>
-                            <w:noProof/>
-                            <w:sz w:val="28"/>
-                          </w:rPr>
-                          <w:t>}}</w:t>
+                          <w:t>{{vendor_tax_id}}</w:t>
                         </w:r>
                       </w:p>
                     </w:tc>
@@ -16820,23 +15432,7 @@
                             <w:rFonts w:ascii="TH SarabunIT๙" w:eastAsia="Times New Roman" w:hAnsi="TH SarabunIT๙" w:cs="TH SarabunIT๙"/>
                             <w:sz w:val="28"/>
                           </w:rPr>
-                          <w:t>{{</w:t>
-                        </w:r>
-                        <w:proofErr w:type="spellStart"/>
-                        <w:r>
-                          <w:rPr>
-                            <w:rFonts w:ascii="TH SarabunIT๙" w:eastAsia="Times New Roman" w:hAnsi="TH SarabunIT๙" w:cs="TH SarabunIT๙"/>
-                            <w:sz w:val="28"/>
-                          </w:rPr>
-                          <w:t>school_name</w:t>
-                        </w:r>
-                        <w:proofErr w:type="spellEnd"/>
-                        <w:r>
-                          <w:rPr>
-                            <w:rFonts w:ascii="TH SarabunIT๙" w:eastAsia="Times New Roman" w:hAnsi="TH SarabunIT๙" w:cs="TH SarabunIT๙"/>
-                            <w:sz w:val="28"/>
-                          </w:rPr>
-                          <w:t>}}</w:t>
+                          <w:t>{{school_name}}</w:t>
                         </w:r>
                       </w:p>
                     </w:tc>
@@ -16878,23 +15474,7 @@
                             <w:rFonts w:ascii="TH SarabunIT๙" w:eastAsia="Times New Roman" w:hAnsi="TH SarabunIT๙" w:cs="TH SarabunIT๙"/>
                             <w:sz w:val="28"/>
                           </w:rPr>
-                          <w:t>{{</w:t>
-                        </w:r>
-                        <w:proofErr w:type="spellStart"/>
-                        <w:r>
-                          <w:rPr>
-                            <w:rFonts w:ascii="TH SarabunIT๙" w:eastAsia="Times New Roman" w:hAnsi="TH SarabunIT๙" w:cs="TH SarabunIT๙"/>
-                            <w:sz w:val="28"/>
-                          </w:rPr>
-                          <w:t>school_address_no</w:t>
-                        </w:r>
-                        <w:proofErr w:type="spellEnd"/>
-                        <w:r>
-                          <w:rPr>
-                            <w:rFonts w:ascii="TH SarabunIT๙" w:eastAsia="Times New Roman" w:hAnsi="TH SarabunIT๙" w:cs="TH SarabunIT๙"/>
-                            <w:sz w:val="28"/>
-                          </w:rPr>
-                          <w:t>}}</w:t>
+                          <w:t>{{school_address_no}}</w:t>
                         </w:r>
                         <w:r>
                           <w:rPr>
@@ -16909,23 +15489,7 @@
                             <w:rFonts w:ascii="TH SarabunIT๙" w:eastAsia="Times New Roman" w:hAnsi="TH SarabunIT๙" w:cs="TH SarabunIT๙"/>
                             <w:sz w:val="28"/>
                           </w:rPr>
-                          <w:t>{{</w:t>
-                        </w:r>
-                        <w:proofErr w:type="spellStart"/>
-                        <w:r>
-                          <w:rPr>
-                            <w:rFonts w:ascii="TH SarabunIT๙" w:eastAsia="Times New Roman" w:hAnsi="TH SarabunIT๙" w:cs="TH SarabunIT๙"/>
-                            <w:sz w:val="28"/>
-                          </w:rPr>
-                          <w:t>school_subdistrict</w:t>
-                        </w:r>
-                        <w:proofErr w:type="spellEnd"/>
-                        <w:r>
-                          <w:rPr>
-                            <w:rFonts w:ascii="TH SarabunIT๙" w:eastAsia="Times New Roman" w:hAnsi="TH SarabunIT๙" w:cs="TH SarabunIT๙"/>
-                            <w:sz w:val="28"/>
-                          </w:rPr>
-                          <w:t>}}</w:t>
+                          <w:t>{{school_subdistrict}}</w:t>
                         </w:r>
                       </w:p>
                       <w:p>
@@ -16952,25 +15516,7 @@
                             <w:sz w:val="28"/>
                             <w:szCs w:val="28"/>
                           </w:rPr>
-                          <w:t>{{</w:t>
-                        </w:r>
-                        <w:proofErr w:type="spellStart"/>
-                        <w:r>
-                          <w:rPr>
-                            <w:rFonts w:ascii="TH SarabunIT๙" w:eastAsia="Times New Roman" w:hAnsi="TH SarabunIT๙" w:cs="TH SarabunIT๙"/>
-                            <w:sz w:val="28"/>
-                            <w:szCs w:val="28"/>
-                          </w:rPr>
-                          <w:t>school_amphoe</w:t>
-                        </w:r>
-                        <w:proofErr w:type="spellEnd"/>
-                        <w:r>
-                          <w:rPr>
-                            <w:rFonts w:ascii="TH SarabunIT๙" w:eastAsia="Times New Roman" w:hAnsi="TH SarabunIT๙" w:cs="TH SarabunIT๙"/>
-                            <w:sz w:val="28"/>
-                            <w:szCs w:val="28"/>
-                          </w:rPr>
-                          <w:t>}}</w:t>
+                          <w:t>{{school_amphoe}}</w:t>
                         </w:r>
                         <w:r>
                           <w:rPr>
@@ -16987,25 +15533,7 @@
                             <w:sz w:val="28"/>
                             <w:szCs w:val="28"/>
                           </w:rPr>
-                          <w:t>{{</w:t>
-                        </w:r>
-                        <w:proofErr w:type="spellStart"/>
-                        <w:r>
-                          <w:rPr>
-                            <w:rFonts w:ascii="TH SarabunIT๙" w:eastAsia="Times New Roman" w:hAnsi="TH SarabunIT๙" w:cs="TH SarabunIT๙"/>
-                            <w:sz w:val="28"/>
-                            <w:szCs w:val="28"/>
-                          </w:rPr>
-                          <w:t>school_changwat</w:t>
-                        </w:r>
-                        <w:proofErr w:type="spellEnd"/>
-                        <w:r>
-                          <w:rPr>
-                            <w:rFonts w:ascii="TH SarabunIT๙" w:eastAsia="Times New Roman" w:hAnsi="TH SarabunIT๙" w:cs="TH SarabunIT๙"/>
-                            <w:sz w:val="28"/>
-                            <w:szCs w:val="28"/>
-                          </w:rPr>
-                          <w:t>}}</w:t>
+                          <w:t>{{school_changwat}}</w:t>
                         </w:r>
                       </w:p>
                       <w:p>
@@ -17030,23 +15558,7 @@
                             <w:rFonts w:ascii="TH SarabunIT๙" w:eastAsia="Times New Roman" w:hAnsi="TH SarabunIT๙" w:cs="TH SarabunIT๙"/>
                             <w:sz w:val="28"/>
                           </w:rPr>
-                          <w:t>{{</w:t>
-                        </w:r>
-                        <w:proofErr w:type="spellStart"/>
-                        <w:r>
-                          <w:rPr>
-                            <w:rFonts w:ascii="TH SarabunIT๙" w:eastAsia="Times New Roman" w:hAnsi="TH SarabunIT๙" w:cs="TH SarabunIT๙"/>
-                            <w:sz w:val="28"/>
-                          </w:rPr>
-                          <w:t>school_phone</w:t>
-                        </w:r>
-                        <w:proofErr w:type="spellEnd"/>
-                        <w:r>
-                          <w:rPr>
-                            <w:rFonts w:ascii="TH SarabunIT๙" w:eastAsia="Times New Roman" w:hAnsi="TH SarabunIT๙" w:cs="TH SarabunIT๙"/>
-                            <w:sz w:val="28"/>
-                          </w:rPr>
-                          <w:t>}}</w:t>
+                          <w:t>{{school_phone}}</w:t>
                         </w:r>
                       </w:p>
                     </w:tc>
@@ -17186,25 +15698,7 @@
                       <w:noProof/>
                       <w:sz w:val="28"/>
                     </w:rPr>
-                    <w:t>{{</w:t>
-                  </w:r>
-                  <w:proofErr w:type="spellStart"/>
-                  <w:r>
-                    <w:rPr>
-                      <w:rFonts w:ascii="TH SarabunIT๙" w:eastAsia="Times New Roman" w:hAnsi="TH SarabunIT๙" w:cs="TH SarabunIT๙"/>
-                      <w:noProof/>
-                      <w:sz w:val="28"/>
-                    </w:rPr>
-                    <w:t>vendor_name</w:t>
-                  </w:r>
-                  <w:proofErr w:type="spellEnd"/>
-                  <w:r>
-                    <w:rPr>
-                      <w:rFonts w:ascii="TH SarabunIT๙" w:eastAsia="Times New Roman" w:hAnsi="TH SarabunIT๙" w:cs="TH SarabunIT๙"/>
-                      <w:noProof/>
-                      <w:sz w:val="28"/>
-                    </w:rPr>
-                    <w:t>}}</w:t>
+                    <w:t>{{vendor_name}}</w:t>
                   </w:r>
                   <w:r>
                     <w:rPr>
@@ -17234,23 +15728,7 @@
                       <w:rFonts w:ascii="TH SarabunIT๙" w:eastAsia="Times New Roman" w:hAnsi="TH SarabunIT๙" w:cs="TH SarabunIT๙"/>
                       <w:sz w:val="28"/>
                     </w:rPr>
-                    <w:t>{{</w:t>
-                  </w:r>
-                  <w:proofErr w:type="spellStart"/>
-                  <w:r>
-                    <w:rPr>
-                      <w:rFonts w:ascii="TH SarabunIT๙" w:eastAsia="Times New Roman" w:hAnsi="TH SarabunIT๙" w:cs="TH SarabunIT๙"/>
-                      <w:sz w:val="28"/>
-                    </w:rPr>
-                    <w:t>school_name</w:t>
-                  </w:r>
-                  <w:proofErr w:type="spellEnd"/>
-                  <w:r>
-                    <w:rPr>
-                      <w:rFonts w:ascii="TH SarabunIT๙" w:eastAsia="Times New Roman" w:hAnsi="TH SarabunIT๙" w:cs="TH SarabunIT๙"/>
-                      <w:sz w:val="28"/>
-                    </w:rPr>
-                    <w:t>}}</w:t>
+                    <w:t>{{school_name}}</w:t>
                   </w:r>
                   <w:r>
                     <w:rPr>
@@ -18161,25 +16639,7 @@
                       <w:noProof/>
                       <w:sz w:val="28"/>
                     </w:rPr>
-                    <w:t>{{</w:t>
-                  </w:r>
-                  <w:proofErr w:type="spellStart"/>
-                  <w:r>
-                    <w:rPr>
-                      <w:rFonts w:ascii="TH SarabunIT๙" w:eastAsia="Times New Roman" w:hAnsi="TH SarabunIT๙" w:cs="TH SarabunIT๙"/>
-                      <w:noProof/>
-                      <w:sz w:val="28"/>
-                    </w:rPr>
-                    <w:t>shipping_days</w:t>
-                  </w:r>
-                  <w:proofErr w:type="spellEnd"/>
-                  <w:r>
-                    <w:rPr>
-                      <w:rFonts w:ascii="TH SarabunIT๙" w:eastAsia="Times New Roman" w:hAnsi="TH SarabunIT๙" w:cs="TH SarabunIT๙"/>
-                      <w:noProof/>
-                      <w:sz w:val="28"/>
-                    </w:rPr>
-                    <w:t>}}</w:t>
+                    <w:t>{{shipping_days}}</w:t>
                   </w:r>
                   <w:r>
                     <w:rPr>
@@ -18301,25 +16761,7 @@
                       <w:noProof/>
                       <w:sz w:val="28"/>
                     </w:rPr>
-                    <w:t>{{</w:t>
-                  </w:r>
-                  <w:proofErr w:type="spellStart"/>
-                  <w:r>
-                    <w:rPr>
-                      <w:rFonts w:ascii="TH SarabunIT๙" w:eastAsia="Times New Roman" w:hAnsi="TH SarabunIT๙" w:cs="TH SarabunIT๙"/>
-                      <w:noProof/>
-                      <w:sz w:val="28"/>
-                    </w:rPr>
-                    <w:t>date_deadline</w:t>
-                  </w:r>
-                  <w:proofErr w:type="spellEnd"/>
-                  <w:r>
-                    <w:rPr>
-                      <w:rFonts w:ascii="TH SarabunIT๙" w:eastAsia="Times New Roman" w:hAnsi="TH SarabunIT๙" w:cs="TH SarabunIT๙"/>
-                      <w:noProof/>
-                      <w:sz w:val="28"/>
-                    </w:rPr>
-                    <w:t>}}</w:t>
+                    <w:t>{{date_deadline}}</w:t>
                   </w:r>
                 </w:p>
               </w:tc>
@@ -18425,23 +16867,7 @@
                       <w:rFonts w:ascii="TH SarabunIT๙" w:eastAsia="Times New Roman" w:hAnsi="TH SarabunIT๙" w:cs="TH SarabunIT๙"/>
                       <w:sz w:val="28"/>
                     </w:rPr>
-                    <w:t>{{</w:t>
-                  </w:r>
-                  <w:proofErr w:type="spellStart"/>
-                  <w:r>
-                    <w:rPr>
-                      <w:rFonts w:ascii="TH SarabunIT๙" w:eastAsia="Times New Roman" w:hAnsi="TH SarabunIT๙" w:cs="TH SarabunIT๙"/>
-                      <w:sz w:val="28"/>
-                    </w:rPr>
-                    <w:t>school_name</w:t>
-                  </w:r>
-                  <w:proofErr w:type="spellEnd"/>
-                  <w:r>
-                    <w:rPr>
-                      <w:rFonts w:ascii="TH SarabunIT๙" w:eastAsia="Times New Roman" w:hAnsi="TH SarabunIT๙" w:cs="TH SarabunIT๙"/>
-                      <w:sz w:val="28"/>
-                    </w:rPr>
-                    <w:t>}}</w:t>
+                    <w:t>{{school_name}}</w:t>
                   </w:r>
                   <w:r>
                     <w:rPr>
@@ -18456,23 +16882,7 @@
                       <w:rFonts w:ascii="TH SarabunIT๙" w:eastAsia="Times New Roman" w:hAnsi="TH SarabunIT๙" w:cs="TH SarabunIT๙"/>
                       <w:sz w:val="28"/>
                     </w:rPr>
-                    <w:t>{{</w:t>
-                  </w:r>
-                  <w:proofErr w:type="spellStart"/>
-                  <w:r>
-                    <w:rPr>
-                      <w:rFonts w:ascii="TH SarabunIT๙" w:eastAsia="Times New Roman" w:hAnsi="TH SarabunIT๙" w:cs="TH SarabunIT๙"/>
-                      <w:sz w:val="28"/>
-                    </w:rPr>
-                    <w:t>school_amphoe</w:t>
-                  </w:r>
-                  <w:proofErr w:type="spellEnd"/>
-                  <w:r>
-                    <w:rPr>
-                      <w:rFonts w:ascii="TH SarabunIT๙" w:eastAsia="Times New Roman" w:hAnsi="TH SarabunIT๙" w:cs="TH SarabunIT๙"/>
-                      <w:sz w:val="28"/>
-                    </w:rPr>
-                    <w:t>}}</w:t>
+                    <w:t>{{school_amphoe}}</w:t>
                   </w:r>
                   <w:r>
                     <w:rPr>
@@ -18487,23 +16897,7 @@
                       <w:rFonts w:ascii="TH SarabunIT๙" w:eastAsia="Times New Roman" w:hAnsi="TH SarabunIT๙" w:cs="TH SarabunIT๙"/>
                       <w:sz w:val="28"/>
                     </w:rPr>
-                    <w:t>{{</w:t>
-                  </w:r>
-                  <w:proofErr w:type="spellStart"/>
-                  <w:r>
-                    <w:rPr>
-                      <w:rFonts w:ascii="TH SarabunIT๙" w:eastAsia="Times New Roman" w:hAnsi="TH SarabunIT๙" w:cs="TH SarabunIT๙"/>
-                      <w:sz w:val="28"/>
-                    </w:rPr>
-                    <w:t>school_changwat</w:t>
-                  </w:r>
-                  <w:proofErr w:type="spellEnd"/>
-                  <w:r>
-                    <w:rPr>
-                      <w:rFonts w:ascii="TH SarabunIT๙" w:eastAsia="Times New Roman" w:hAnsi="TH SarabunIT๙" w:cs="TH SarabunIT๙"/>
-                      <w:sz w:val="28"/>
-                    </w:rPr>
-                    <w:t>}}</w:t>
+                    <w:t>{{school_changwat}}</w:t>
                   </w:r>
                 </w:p>
               </w:tc>
@@ -18601,25 +16995,7 @@
                       <w:noProof/>
                       <w:sz w:val="28"/>
                     </w:rPr>
-                    <w:t>{{</w:t>
-                  </w:r>
-                  <w:proofErr w:type="spellStart"/>
-                  <w:r>
-                    <w:rPr>
-                      <w:rFonts w:ascii="TH SarabunIT๙" w:eastAsia="Times New Roman" w:hAnsi="TH SarabunIT๙" w:cs="TH SarabunIT๙"/>
-                      <w:noProof/>
-                      <w:sz w:val="28"/>
-                    </w:rPr>
-                    <w:t>warranty_period</w:t>
-                  </w:r>
-                  <w:proofErr w:type="spellEnd"/>
-                  <w:r>
-                    <w:rPr>
-                      <w:rFonts w:ascii="TH SarabunIT๙" w:eastAsia="Times New Roman" w:hAnsi="TH SarabunIT๙" w:cs="TH SarabunIT๙"/>
-                      <w:noProof/>
-                      <w:sz w:val="28"/>
-                    </w:rPr>
-                    <w:t>}}</w:t>
+                    <w:t>{{warranty_period}}</w:t>
                   </w:r>
                 </w:p>
               </w:tc>
@@ -18716,25 +17092,7 @@
                       <w:noProof/>
                       <w:sz w:val="28"/>
                     </w:rPr>
-                    <w:t>{{</w:t>
-                  </w:r>
-                  <w:proofErr w:type="spellStart"/>
-                  <w:r>
-                    <w:rPr>
-                      <w:rFonts w:ascii="TH SarabunIT๙" w:eastAsia="Times New Roman" w:hAnsi="TH SarabunIT๙" w:cs="TH SarabunIT๙"/>
-                      <w:noProof/>
-                      <w:sz w:val="28"/>
-                    </w:rPr>
-                    <w:t>penalty_rate</w:t>
-                  </w:r>
-                  <w:proofErr w:type="spellEnd"/>
-                  <w:r>
-                    <w:rPr>
-                      <w:rFonts w:ascii="TH SarabunIT๙" w:eastAsia="Times New Roman" w:hAnsi="TH SarabunIT๙" w:cs="TH SarabunIT๙"/>
-                      <w:noProof/>
-                      <w:sz w:val="28"/>
-                    </w:rPr>
-                    <w:t>}}</w:t>
+                    <w:t>{{penalty_rate}}</w:t>
                   </w:r>
                 </w:p>
                 <w:p>
@@ -19350,23 +17708,7 @@
                       <w:rFonts w:ascii="TH SarabunIT๙" w:hAnsi="TH SarabunIT๙" w:cs="TH SarabunIT๙"/>
                       <w:sz w:val="28"/>
                     </w:rPr>
-                    <w:t>{{</w:t>
-                  </w:r>
-                  <w:proofErr w:type="spellStart"/>
-                  <w:r>
-                    <w:rPr>
-                      <w:rFonts w:ascii="TH SarabunIT๙" w:hAnsi="TH SarabunIT๙" w:cs="TH SarabunIT๙"/>
-                      <w:sz w:val="28"/>
-                    </w:rPr>
-                    <w:t>director_name</w:t>
-                  </w:r>
-                  <w:proofErr w:type="spellEnd"/>
-                  <w:r>
-                    <w:rPr>
-                      <w:rFonts w:ascii="TH SarabunIT๙" w:hAnsi="TH SarabunIT๙" w:cs="TH SarabunIT๙"/>
-                      <w:sz w:val="28"/>
-                    </w:rPr>
-                    <w:t>}}</w:t>
+                    <w:t>{{director_name}}</w:t>
                   </w:r>
                   <w:r>
                     <w:rPr>
@@ -19397,23 +17739,7 @@
                       <w:rFonts w:ascii="TH SarabunIT๙" w:hAnsi="TH SarabunIT๙" w:cs="TH SarabunIT๙"/>
                       <w:sz w:val="28"/>
                     </w:rPr>
-                    <w:t>{{</w:t>
-                  </w:r>
-                  <w:proofErr w:type="spellStart"/>
-                  <w:r>
-                    <w:rPr>
-                      <w:rFonts w:ascii="TH SarabunIT๙" w:hAnsi="TH SarabunIT๙" w:cs="TH SarabunIT๙"/>
-                      <w:sz w:val="28"/>
-                    </w:rPr>
-                    <w:t>vendor_owner</w:t>
-                  </w:r>
-                  <w:proofErr w:type="spellEnd"/>
-                  <w:r>
-                    <w:rPr>
-                      <w:rFonts w:ascii="TH SarabunIT๙" w:hAnsi="TH SarabunIT๙" w:cs="TH SarabunIT๙"/>
-                      <w:sz w:val="28"/>
-                    </w:rPr>
-                    <w:t>}}</w:t>
+                    <w:t>{{vendor_owner}}</w:t>
                   </w:r>
                   <w:r>
                     <w:rPr>
@@ -19457,23 +17783,7 @@
                       <w:rFonts w:ascii="TH SarabunIT๙" w:eastAsia="Times New Roman" w:hAnsi="TH SarabunIT๙" w:cs="TH SarabunIT๙"/>
                       <w:sz w:val="28"/>
                     </w:rPr>
-                    <w:t>{{</w:t>
-                  </w:r>
-                  <w:proofErr w:type="spellStart"/>
-                  <w:r>
-                    <w:rPr>
-                      <w:rFonts w:ascii="TH SarabunIT๙" w:eastAsia="Times New Roman" w:hAnsi="TH SarabunIT๙" w:cs="TH SarabunIT๙"/>
-                      <w:sz w:val="28"/>
-                    </w:rPr>
-                    <w:t>school_name</w:t>
-                  </w:r>
-                  <w:proofErr w:type="spellEnd"/>
-                  <w:r>
-                    <w:rPr>
-                      <w:rFonts w:ascii="TH SarabunIT๙" w:eastAsia="Times New Roman" w:hAnsi="TH SarabunIT๙" w:cs="TH SarabunIT๙"/>
-                      <w:sz w:val="28"/>
-                    </w:rPr>
-                    <w:t>}}</w:t>
+                    <w:t>{{school_name}}</w:t>
                   </w:r>
                   <w:r>
                     <w:rPr>
@@ -19864,25 +18174,7 @@
           <w:sz w:val="32"/>
           <w:szCs w:val="32"/>
         </w:rPr>
-        <w:t>{{</w:t>
-      </w:r>
-      <w:proofErr w:type="spellStart"/>
-      <w:r>
-        <w:rPr>
-          <w:rFonts w:ascii="TH SarabunIT๙" w:hAnsi="TH SarabunIT๙" w:cs="TH SarabunIT๙"/>
-          <w:sz w:val="32"/>
-          <w:szCs w:val="32"/>
-        </w:rPr>
-        <w:t>school_name</w:t>
-      </w:r>
-      <w:proofErr w:type="spellEnd"/>
-      <w:r>
-        <w:rPr>
-          <w:rFonts w:ascii="TH SarabunIT๙" w:hAnsi="TH SarabunIT๙" w:cs="TH SarabunIT๙"/>
-          <w:sz w:val="32"/>
-          <w:szCs w:val="32"/>
-        </w:rPr>
-        <w:t>}}</w:t>
+        <w:t>{{school_name}}</w:t>
       </w:r>
     </w:p>
     <w:p>
@@ -20022,23 +18314,7 @@
           <w:rFonts w:ascii="TH SarabunIT๙" w:hAnsi="TH SarabunIT๙" w:cs="TH SarabunIT๙"/>
           <w:sz w:val="32"/>
         </w:rPr>
-        <w:t>{{</w:t>
-      </w:r>
-      <w:proofErr w:type="spellStart"/>
-      <w:r>
-        <w:rPr>
-          <w:rFonts w:ascii="TH SarabunIT๙" w:hAnsi="TH SarabunIT๙" w:cs="TH SarabunIT๙"/>
-          <w:sz w:val="32"/>
-        </w:rPr>
-        <w:t>school_name</w:t>
-      </w:r>
-      <w:proofErr w:type="spellEnd"/>
-      <w:r>
-        <w:rPr>
-          <w:rFonts w:ascii="TH SarabunIT๙" w:hAnsi="TH SarabunIT๙" w:cs="TH SarabunIT๙"/>
-          <w:sz w:val="32"/>
-        </w:rPr>
-        <w:t>}}</w:t>
+        <w:t>{{school_name}}</w:t>
       </w:r>
     </w:p>
     <w:p>
@@ -20071,23 +18347,7 @@
           <w:rFonts w:ascii="TH SarabunIT๙" w:hAnsi="TH SarabunIT๙" w:cs="TH SarabunIT๙"/>
           <w:sz w:val="32"/>
         </w:rPr>
-        <w:t>{{</w:t>
-      </w:r>
-      <w:proofErr w:type="spellStart"/>
-      <w:r>
-        <w:rPr>
-          <w:rFonts w:ascii="TH SarabunIT๙" w:hAnsi="TH SarabunIT๙" w:cs="TH SarabunIT๙"/>
-          <w:sz w:val="32"/>
-        </w:rPr>
-        <w:t>school_name</w:t>
-      </w:r>
-      <w:proofErr w:type="spellEnd"/>
-      <w:r>
-        <w:rPr>
-          <w:rFonts w:ascii="TH SarabunIT๙" w:hAnsi="TH SarabunIT๙" w:cs="TH SarabunIT๙"/>
-          <w:sz w:val="32"/>
-        </w:rPr>
-        <w:t>}}</w:t>
+        <w:t>{{school_name}}</w:t>
       </w:r>
       <w:r>
         <w:rPr>
@@ -20111,23 +18371,7 @@
           <w:sz w:val="32"/>
           <w:cs/>
         </w:rPr>
-        <w:t xml:space="preserve"> </w:t>
-      </w:r>
-      <w:r>
-        <w:rPr>
-          <w:rFonts w:ascii="TH SarabunIT๙" w:eastAsia="Times New Roman" w:hAnsi="TH SarabunIT๙" w:cs="TH SarabunIT๙"/>
-          <w:sz w:val="32"/>
-          <w:cs/>
-        </w:rPr>
-        <w:t xml:space="preserve">{{if:vendor_has_shop_name}}</w:t>
-      </w:r>
-      <w:r>
-        <w:rPr>
-          <w:rFonts w:ascii="TH SarabunIT๙" w:eastAsia="Times New Roman" w:hAnsi="TH SarabunIT๙" w:cs="TH SarabunIT๙"/>
-          <w:sz w:val="32"/>
-          <w:cs/>
-        </w:rPr>
-        <w:t xml:space="preserve">(</w:t>
+        <w:t xml:space="preserve"> {{if:vendor_has_shop_name}}(</w:t>
       </w:r>
       <w:r>
         <w:rPr>
@@ -20135,7 +18379,7 @@
           <w:noProof/>
           <w:sz w:val="32"/>
         </w:rPr>
-        <w:t xml:space="preserve">{{vendor_name}}</w:t>
+        <w:t>{{vendor_name}}</w:t>
       </w:r>
       <w:r>
         <w:rPr>
@@ -20143,23 +18387,7 @@
           <w:sz w:val="32"/>
           <w:cs/>
         </w:rPr>
-        <w:t xml:space="preserve">)</w:t>
-      </w:r>
-      <w:r>
-        <w:rPr>
-          <w:rFonts w:ascii="TH SarabunIT๙" w:eastAsia="Times New Roman" w:hAnsi="TH SarabunIT๙" w:cs="TH SarabunIT๙"/>
-          <w:sz w:val="32"/>
-          <w:cs/>
-        </w:rPr>
-        <w:t xml:space="preserve">{{endif:vendor_has_shop_name}}</w:t>
-      </w:r>
-      <w:r>
-        <w:rPr>
-          <w:rFonts w:ascii="TH SarabunIT๙" w:eastAsia="Times New Roman" w:hAnsi="TH SarabunIT๙" w:cs="TH SarabunIT๙"/>
-          <w:sz w:val="32"/>
-          <w:cs/>
-        </w:rPr>
-        <w:t xml:space="preserve"> </w:t>
+        <w:t xml:space="preserve">){{endif:vendor_has_shop_name}} </w:t>
       </w:r>
       <w:r>
         <w:rPr>
@@ -20418,23 +18646,7 @@
           <w:rFonts w:ascii="TH SarabunIT๙" w:hAnsi="TH SarabunIT๙" w:cs="TH SarabunIT๙"/>
           <w:sz w:val="32"/>
         </w:rPr>
-        <w:t>{{</w:t>
-      </w:r>
-      <w:proofErr w:type="spellStart"/>
-      <w:r>
-        <w:rPr>
-          <w:rFonts w:ascii="TH SarabunIT๙" w:hAnsi="TH SarabunIT๙" w:cs="TH SarabunIT๙"/>
-          <w:sz w:val="32"/>
-        </w:rPr>
-        <w:t>vendor_owner</w:t>
-      </w:r>
-      <w:proofErr w:type="spellEnd"/>
-      <w:r>
-        <w:rPr>
-          <w:rFonts w:ascii="TH SarabunIT๙" w:hAnsi="TH SarabunIT๙" w:cs="TH SarabunIT๙"/>
-          <w:sz w:val="32"/>
-        </w:rPr>
-        <w:t>}}</w:t>
+        <w:t>{{vendor_owner}}</w:t>
       </w:r>
       <w:r>
         <w:rPr>
@@ -20722,27 +18934,7 @@
           <w:sz w:val="32"/>
           <w:szCs w:val="32"/>
         </w:rPr>
-        <w:t>{{</w:t>
-      </w:r>
-      <w:proofErr w:type="spellStart"/>
-      <w:r>
-        <w:rPr>
-          <w:rFonts w:ascii="TH SarabunIT๙" w:hAnsi="TH SarabunIT๙" w:cs="TH SarabunIT๙"/>
-          <w:noProof/>
-          <w:sz w:val="32"/>
-          <w:szCs w:val="32"/>
-        </w:rPr>
-        <w:t>date_contract_signed</w:t>
-      </w:r>
-      <w:proofErr w:type="spellEnd"/>
-      <w:r>
-        <w:rPr>
-          <w:rFonts w:ascii="TH SarabunIT๙" w:hAnsi="TH SarabunIT๙" w:cs="TH SarabunIT๙"/>
-          <w:noProof/>
-          <w:sz w:val="32"/>
-          <w:szCs w:val="32"/>
-        </w:rPr>
-        <w:t>}}</w:t>
+        <w:t>{{date_contract_signed}}</w:t>
       </w:r>
       <w:r>
         <w:rPr>
@@ -20759,25 +18951,7 @@
           <w:sz w:val="32"/>
           <w:szCs w:val="32"/>
         </w:rPr>
-        <w:t>{{</w:t>
-      </w:r>
-      <w:proofErr w:type="spellStart"/>
-      <w:r>
-        <w:rPr>
-          <w:rFonts w:ascii="TH SarabunIT๙" w:hAnsi="TH SarabunIT๙" w:cs="TH SarabunIT๙"/>
-          <w:sz w:val="32"/>
-          <w:szCs w:val="32"/>
-        </w:rPr>
-        <w:t>school_name</w:t>
-      </w:r>
-      <w:proofErr w:type="spellEnd"/>
-      <w:r>
-        <w:rPr>
-          <w:rFonts w:ascii="TH SarabunIT๙" w:hAnsi="TH SarabunIT๙" w:cs="TH SarabunIT๙"/>
-          <w:sz w:val="32"/>
-          <w:szCs w:val="32"/>
-        </w:rPr>
-        <w:t>}}</w:t>
+        <w:t>{{school_name}}</w:t>
       </w:r>
       <w:r>
         <w:rPr>
@@ -20938,27 +19112,7 @@
           <w:sz w:val="32"/>
           <w:szCs w:val="32"/>
         </w:rPr>
-        <w:t>{{</w:t>
-      </w:r>
-      <w:proofErr w:type="spellStart"/>
-      <w:r>
-        <w:rPr>
-          <w:rFonts w:ascii="TH SarabunIT๙" w:hAnsi="TH SarabunIT๙" w:cs="TH SarabunIT๙"/>
-          <w:noProof/>
-          <w:sz w:val="32"/>
-          <w:szCs w:val="32"/>
-        </w:rPr>
-        <w:t>inspector_title_group</w:t>
-      </w:r>
-      <w:proofErr w:type="spellEnd"/>
-      <w:r>
-        <w:rPr>
-          <w:rFonts w:ascii="TH SarabunIT๙" w:hAnsi="TH SarabunIT๙" w:cs="TH SarabunIT๙"/>
-          <w:noProof/>
-          <w:sz w:val="32"/>
-          <w:szCs w:val="32"/>
-        </w:rPr>
-        <w:t>}}</w:t>
+        <w:t>{{inspector_title_group}}</w:t>
       </w:r>
       <w:r>
         <w:rPr>
@@ -21059,7 +19213,7 @@
           <w:szCs w:val="32"/>
         </w:rPr>
         <w:pict>
-          <v:shape id="_x0000_i1030" type="#_x0000_t75" alt="" style="width:19.4pt;height:19.4pt;mso-width-percent:0;mso-height-percent:0;mso-width-percent:0;mso-height-percent:0">
+          <v:shape id="_x0000_i1030" type="#_x0000_t75" alt="" style="width:20.3pt;height:20.3pt;mso-width-percent:0;mso-height-percent:0;mso-width-percent:0;mso-height-percent:0">
             <v:imagedata r:id="rId10" o:title=""/>
           </v:shape>
         </w:pict>
@@ -21098,7 +19252,7 @@
           <w:szCs w:val="32"/>
         </w:rPr>
         <w:pict>
-          <v:shape id="_x0000_i1029" type="#_x0000_t75" alt="" style="width:19.4pt;height:19.4pt;mso-width-percent:0;mso-height-percent:0;mso-width-percent:0;mso-height-percent:0">
+          <v:shape id="_x0000_i1029" type="#_x0000_t75" alt="" style="width:20.3pt;height:20.3pt;mso-width-percent:0;mso-height-percent:0;mso-width-percent:0;mso-height-percent:0">
             <v:imagedata r:id="rId10" o:title=""/>
           </v:shape>
         </w:pict>
@@ -21137,7 +19291,7 @@
           <w:szCs w:val="32"/>
         </w:rPr>
         <w:pict>
-          <v:shape id="_x0000_i1028" type="#_x0000_t75" alt="" style="width:19.4pt;height:19.4pt;mso-width-percent:0;mso-height-percent:0;mso-width-percent:0;mso-height-percent:0">
+          <v:shape id="_x0000_i1028" type="#_x0000_t75" alt="" style="width:20.3pt;height:20.3pt;mso-width-percent:0;mso-height-percent:0;mso-width-percent:0;mso-height-percent:0">
             <v:imagedata r:id="rId11" o:title=""/>
           </v:shape>
         </w:pict>
@@ -21194,7 +19348,7 @@
           <w:szCs w:val="32"/>
         </w:rPr>
         <w:pict>
-          <v:shape id="_x0000_i1027" type="#_x0000_t75" alt="" style="width:19.4pt;height:19.4pt;mso-width-percent:0;mso-height-percent:0;mso-width-percent:0;mso-height-percent:0">
+          <v:shape id="_x0000_i1027" type="#_x0000_t75" alt="" style="width:20.3pt;height:20.3pt;mso-width-percent:0;mso-height-percent:0;mso-width-percent:0;mso-height-percent:0">
             <v:imagedata r:id="rId11" o:title=""/>
           </v:shape>
         </w:pict>
@@ -21233,7 +19387,7 @@
           <w:szCs w:val="32"/>
         </w:rPr>
         <w:pict>
-          <v:shape id="_x0000_i1026" type="#_x0000_t75" alt="" style="width:19.4pt;height:19.4pt;mso-width-percent:0;mso-height-percent:0;mso-width-percent:0;mso-height-percent:0">
+          <v:shape id="_x0000_i1026" type="#_x0000_t75" alt="" style="width:20.3pt;height:20.3pt;mso-width-percent:0;mso-height-percent:0;mso-width-percent:0;mso-height-percent:0">
             <v:imagedata r:id="rId10" o:title=""/>
           </v:shape>
         </w:pict>
@@ -21772,6 +19926,26 @@
     </w:p>
     <w:p>
       <w:pPr>
+        <w:spacing w:after="0" w:line="240" w:lineRule="auto"/>
+        <w:rPr>
+          <w:rFonts w:ascii="TH SarabunIT๙" w:hAnsi="TH SarabunIT๙" w:cs="TH SarabunIT๙"/>
+          <w:sz w:val="32"/>
+          <w:szCs w:val="32"/>
+        </w:rPr>
+      </w:pPr>
+    </w:p>
+    <w:p>
+      <w:pPr>
+        <w:spacing w:after="0" w:line="240" w:lineRule="auto"/>
+        <w:rPr>
+          <w:rFonts w:ascii="TH SarabunIT๙" w:hAnsi="TH SarabunIT๙" w:cs="TH SarabunIT๙"/>
+          <w:sz w:val="32"/>
+          <w:szCs w:val="32"/>
+        </w:rPr>
+      </w:pPr>
+    </w:p>
+    <w:p>
+      <w:pPr>
         <w:tabs>
           <w:tab w:val="left" w:pos="2552"/>
         </w:tabs>
@@ -21890,6 +20064,26 @@
         </w:rPr>
         <w:t>{{inspection_control_number}}</w:t>
       </w:r>
+    </w:p>
+    <w:p>
+      <w:pPr>
+        <w:spacing w:after="0" w:line="240" w:lineRule="auto"/>
+        <w:rPr>
+          <w:rFonts w:ascii="TH SarabunIT๙" w:hAnsi="TH SarabunIT๙" w:cs="TH SarabunIT๙"/>
+          <w:sz w:val="32"/>
+          <w:szCs w:val="32"/>
+        </w:rPr>
+      </w:pPr>
+    </w:p>
+    <w:p>
+      <w:pPr>
+        <w:spacing w:after="0" w:line="240" w:lineRule="auto"/>
+        <w:rPr>
+          <w:rFonts w:ascii="TH SarabunIT๙" w:hAnsi="TH SarabunIT๙" w:cs="TH SarabunIT๙"/>
+          <w:sz w:val="32"/>
+          <w:szCs w:val="32"/>
+        </w:rPr>
+      </w:pPr>
     </w:p>
     <w:p>
       <w:pPr>
@@ -21937,7 +20131,7 @@
           <v:shape id="_x0000_s1026" type="#_x0000_t75" alt="" style="position:absolute;left:0;text-align:left;margin-left:-.8pt;margin-top:-20.55pt;width:53.4pt;height:57.75pt;z-index:251662336;mso-wrap-edited:f;mso-width-percent:0;mso-height-percent:0;mso-position-horizontal-relative:text;mso-position-vertical-relative:text;mso-width-percent:0;mso-height-percent:0" fillcolor="window">
             <v:imagedata r:id="rId6" o:title=""/>
           </v:shape>
-          <o:OLEObject Type="Embed" ProgID="Word.Picture.8" ShapeID="_x0000_s1026" DrawAspect="Content" ObjectID="_1849957549" r:id="rId12"/>
+          <o:OLEObject Type="Embed" ProgID="Word.Picture.8" ShapeID="_x0000_s1026" DrawAspect="Content" ObjectID="_1851713221" r:id="rId12"/>
         </w:object>
       </w:r>
       <w:r>
@@ -21990,23 +20184,7 @@
           <w:rFonts w:ascii="TH SarabunIT๙" w:hAnsi="TH SarabunIT๙" w:cs="TH SarabunIT๙"/>
           <w:szCs w:val="32"/>
         </w:rPr>
-        <w:t>{{</w:t>
-      </w:r>
-      <w:proofErr w:type="spellStart"/>
-      <w:r>
-        <w:rPr>
-          <w:rFonts w:ascii="TH SarabunIT๙" w:hAnsi="TH SarabunIT๙" w:cs="TH SarabunIT๙"/>
-          <w:szCs w:val="32"/>
-        </w:rPr>
-        <w:t>school_name</w:t>
-      </w:r>
-      <w:proofErr w:type="spellEnd"/>
-      <w:r>
-        <w:rPr>
-          <w:rFonts w:ascii="TH SarabunIT๙" w:hAnsi="TH SarabunIT๙" w:cs="TH SarabunIT๙"/>
-          <w:szCs w:val="32"/>
-        </w:rPr>
-        <w:t>}}</w:t>
+        <w:t>{{school_name}}</w:t>
       </w:r>
     </w:p>
     <w:p>
@@ -22183,23 +20361,7 @@
           <w:rFonts w:ascii="TH SarabunIT๙" w:hAnsi="TH SarabunIT๙" w:cs="TH SarabunIT๙"/>
           <w:szCs w:val="32"/>
         </w:rPr>
-        <w:t>{{</w:t>
-      </w:r>
-      <w:proofErr w:type="spellStart"/>
-      <w:r>
-        <w:rPr>
-          <w:rFonts w:ascii="TH SarabunIT๙" w:hAnsi="TH SarabunIT๙" w:cs="TH SarabunIT๙"/>
-          <w:szCs w:val="32"/>
-        </w:rPr>
-        <w:t>school_name</w:t>
-      </w:r>
-      <w:proofErr w:type="spellEnd"/>
-      <w:r>
-        <w:rPr>
-          <w:rFonts w:ascii="TH SarabunIT๙" w:hAnsi="TH SarabunIT๙" w:cs="TH SarabunIT๙"/>
-          <w:szCs w:val="32"/>
-        </w:rPr>
-        <w:t>}}</w:t>
+        <w:t>{{school_name}}</w:t>
       </w:r>
     </w:p>
     <w:p>
@@ -22240,25 +20402,7 @@
           <w:sz w:val="32"/>
           <w:szCs w:val="32"/>
         </w:rPr>
-        <w:t>{{</w:t>
-      </w:r>
-      <w:proofErr w:type="spellStart"/>
-      <w:r>
-        <w:rPr>
-          <w:rFonts w:ascii="TH SarabunIT๙" w:hAnsi="TH SarabunIT๙" w:cs="TH SarabunIT๙"/>
-          <w:sz w:val="32"/>
-          <w:szCs w:val="32"/>
-        </w:rPr>
-        <w:t>school_name</w:t>
-      </w:r>
-      <w:proofErr w:type="spellEnd"/>
-      <w:r>
-        <w:rPr>
-          <w:rFonts w:ascii="TH SarabunIT๙" w:hAnsi="TH SarabunIT๙" w:cs="TH SarabunIT๙"/>
-          <w:sz w:val="32"/>
-          <w:szCs w:val="32"/>
-        </w:rPr>
-        <w:t>}}</w:t>
+        <w:t>{{school_name}}</w:t>
       </w:r>
       <w:r>
         <w:rPr>
@@ -22356,27 +20500,7 @@
           <w:sz w:val="32"/>
           <w:szCs w:val="32"/>
         </w:rPr>
-        <w:t>{{</w:t>
-      </w:r>
-      <w:proofErr w:type="spellStart"/>
-      <w:r>
-        <w:rPr>
-          <w:rFonts w:ascii="TH SarabunIT๙" w:hAnsi="TH SarabunIT๙" w:cs="TH SarabunIT๙"/>
-          <w:noProof/>
-          <w:sz w:val="32"/>
-          <w:szCs w:val="32"/>
-        </w:rPr>
-        <w:t>date_contract_signed</w:t>
-      </w:r>
-      <w:proofErr w:type="spellEnd"/>
-      <w:r>
-        <w:rPr>
-          <w:rFonts w:ascii="TH SarabunIT๙" w:hAnsi="TH SarabunIT๙" w:cs="TH SarabunIT๙"/>
-          <w:noProof/>
-          <w:sz w:val="32"/>
-          <w:szCs w:val="32"/>
-        </w:rPr>
-        <w:t>}}</w:t>
+        <w:t>{{date_contract_signed}}</w:t>
       </w:r>
       <w:r>
         <w:rPr>
@@ -23128,25 +21252,7 @@
           <w:sz w:val="32"/>
           <w:szCs w:val="32"/>
         </w:rPr>
-        <w:t>{{</w:t>
-      </w:r>
-      <w:proofErr w:type="spellStart"/>
-      <w:r>
-        <w:rPr>
-          <w:rFonts w:ascii="TH SarabunIT๙" w:hAnsi="TH SarabunIT๙" w:cs="TH SarabunIT๙"/>
-          <w:sz w:val="32"/>
-          <w:szCs w:val="32"/>
-        </w:rPr>
-        <w:t>finance_officer</w:t>
-      </w:r>
-      <w:proofErr w:type="spellEnd"/>
-      <w:r>
-        <w:rPr>
-          <w:rFonts w:ascii="TH SarabunIT๙" w:hAnsi="TH SarabunIT๙" w:cs="TH SarabunIT๙"/>
-          <w:sz w:val="32"/>
-          <w:szCs w:val="32"/>
-        </w:rPr>
-        <w:t>}}</w:t>
+        <w:t>{{finance_officer}}</w:t>
       </w:r>
       <w:r>
         <w:rPr>
@@ -23258,7 +21364,6 @@
           <w:szCs w:val="32"/>
           <w:cs/>
         </w:rPr>
-        <w:lastRenderedPageBreak/>
         <w:tab/>
         <w:t>ลงชื่อ........................................</w:t>
       </w:r>
@@ -23295,23 +21400,7 @@
           <w:rFonts w:ascii="TH SarabunIT๙" w:hAnsi="TH SarabunIT๙" w:cs="TH SarabunIT๙"/>
           <w:szCs w:val="32"/>
         </w:rPr>
-        <w:t>{{</w:t>
-      </w:r>
-      <w:proofErr w:type="spellStart"/>
-      <w:r>
-        <w:rPr>
-          <w:rFonts w:ascii="TH SarabunIT๙" w:hAnsi="TH SarabunIT๙" w:cs="TH SarabunIT๙"/>
-          <w:szCs w:val="32"/>
-        </w:rPr>
-        <w:t>director_name</w:t>
-      </w:r>
-      <w:proofErr w:type="spellEnd"/>
-      <w:r>
-        <w:rPr>
-          <w:rFonts w:ascii="TH SarabunIT๙" w:hAnsi="TH SarabunIT๙" w:cs="TH SarabunIT๙"/>
-          <w:szCs w:val="32"/>
-        </w:rPr>
-        <w:t>}}</w:t>
+        <w:t>{{director_name}}</w:t>
       </w:r>
       <w:r>
         <w:rPr>
@@ -23357,25 +21446,7 @@
           <w:sz w:val="32"/>
           <w:szCs w:val="32"/>
         </w:rPr>
-        <w:t>{{</w:t>
-      </w:r>
-      <w:proofErr w:type="spellStart"/>
-      <w:r>
-        <w:rPr>
-          <w:rFonts w:ascii="TH SarabunIT๙" w:hAnsi="TH SarabunIT๙" w:cs="TH SarabunIT๙"/>
-          <w:sz w:val="32"/>
-          <w:szCs w:val="32"/>
-        </w:rPr>
-        <w:t>school_name</w:t>
-      </w:r>
-      <w:proofErr w:type="spellEnd"/>
-      <w:r>
-        <w:rPr>
-          <w:rFonts w:ascii="TH SarabunIT๙" w:hAnsi="TH SarabunIT๙" w:cs="TH SarabunIT๙"/>
-          <w:sz w:val="32"/>
-          <w:szCs w:val="32"/>
-        </w:rPr>
-        <w:t>}}</w:t>
+        <w:t>{{school_name}}</w:t>
       </w:r>
       <w:r>
         <w:rPr>
@@ -23698,23 +21769,7 @@
           <w:rFonts w:ascii="TH SarabunIT๙" w:hAnsi="TH SarabunIT๙" w:cs="TH SarabunIT๙"/>
           <w:szCs w:val="32"/>
         </w:rPr>
-        <w:t>{{</w:t>
-      </w:r>
-      <w:proofErr w:type="spellStart"/>
-      <w:r>
-        <w:rPr>
-          <w:rFonts w:ascii="TH SarabunIT๙" w:hAnsi="TH SarabunIT๙" w:cs="TH SarabunIT๙"/>
-          <w:szCs w:val="32"/>
-        </w:rPr>
-        <w:t>school_name</w:t>
-      </w:r>
-      <w:proofErr w:type="spellEnd"/>
-      <w:r>
-        <w:rPr>
-          <w:rFonts w:ascii="TH SarabunIT๙" w:hAnsi="TH SarabunIT๙" w:cs="TH SarabunIT๙"/>
-          <w:szCs w:val="32"/>
-        </w:rPr>
-        <w:t>}}</w:t>
+        <w:t>{{school_name}}</w:t>
       </w:r>
       <w:r>
         <w:rPr>
@@ -23737,54 +21792,22 @@
           <w:rFonts w:ascii="TH SarabunIT๙" w:eastAsia="Times New Roman" w:hAnsi="TH SarabunIT๙" w:cs="TH SarabunIT๙"/>
           <w:szCs w:val="32"/>
         </w:rPr>
-        <w:t>{{</w:t>
-      </w:r>
-      <w:proofErr w:type="spellStart"/>
+        <w:t>{{school_amphoe}}</w:t>
+      </w:r>
       <w:r>
         <w:rPr>
           <w:rFonts w:ascii="TH SarabunIT๙" w:eastAsia="Times New Roman" w:hAnsi="TH SarabunIT๙" w:cs="TH SarabunIT๙"/>
           <w:szCs w:val="32"/>
-        </w:rPr>
-        <w:t>school_amphoe</w:t>
-      </w:r>
-      <w:proofErr w:type="spellEnd"/>
+          <w:cs/>
+        </w:rPr>
+        <w:t xml:space="preserve"> จังหวัด</w:t>
+      </w:r>
       <w:r>
         <w:rPr>
           <w:rFonts w:ascii="TH SarabunIT๙" w:eastAsia="Times New Roman" w:hAnsi="TH SarabunIT๙" w:cs="TH SarabunIT๙"/>
           <w:szCs w:val="32"/>
         </w:rPr>
-        <w:t>}}</w:t>
-      </w:r>
-      <w:r>
-        <w:rPr>
-          <w:rFonts w:ascii="TH SarabunIT๙" w:eastAsia="Times New Roman" w:hAnsi="TH SarabunIT๙" w:cs="TH SarabunIT๙"/>
-          <w:szCs w:val="32"/>
-          <w:cs/>
-        </w:rPr>
-        <w:t xml:space="preserve"> จังหวัด</w:t>
-      </w:r>
-      <w:r>
-        <w:rPr>
-          <w:rFonts w:ascii="TH SarabunIT๙" w:eastAsia="Times New Roman" w:hAnsi="TH SarabunIT๙" w:cs="TH SarabunIT๙"/>
-          <w:szCs w:val="32"/>
-        </w:rPr>
-        <w:t>{{</w:t>
-      </w:r>
-      <w:proofErr w:type="spellStart"/>
-      <w:r>
-        <w:rPr>
-          <w:rFonts w:ascii="TH SarabunIT๙" w:eastAsia="Times New Roman" w:hAnsi="TH SarabunIT๙" w:cs="TH SarabunIT๙"/>
-          <w:szCs w:val="32"/>
-        </w:rPr>
-        <w:t>school_changwat</w:t>
-      </w:r>
-      <w:proofErr w:type="spellEnd"/>
-      <w:r>
-        <w:rPr>
-          <w:rFonts w:ascii="TH SarabunIT๙" w:eastAsia="Times New Roman" w:hAnsi="TH SarabunIT๙" w:cs="TH SarabunIT๙"/>
-          <w:szCs w:val="32"/>
-        </w:rPr>
-        <w:t>}}</w:t>
+        <w:t>{{school_changwat}}</w:t>
       </w:r>
     </w:p>
     <w:p>
@@ -24087,23 +22110,7 @@
                 <w:rFonts w:ascii="TH SarabunIT๙" w:eastAsia="Calibri" w:hAnsi="TH SarabunIT๙" w:cs="TH SarabunIT๙"/>
                 <w:szCs w:val="32"/>
               </w:rPr>
-              <w:t>{{</w:t>
-            </w:r>
-            <w:proofErr w:type="spellStart"/>
-            <w:r>
-              <w:rPr>
-                <w:rFonts w:ascii="TH SarabunIT๙" w:eastAsia="Calibri" w:hAnsi="TH SarabunIT๙" w:cs="TH SarabunIT๙"/>
-                <w:szCs w:val="32"/>
-              </w:rPr>
-              <w:t>idx</w:t>
-            </w:r>
-            <w:proofErr w:type="spellEnd"/>
-            <w:r>
-              <w:rPr>
-                <w:rFonts w:ascii="TH SarabunIT๙" w:eastAsia="Calibri" w:hAnsi="TH SarabunIT๙" w:cs="TH SarabunIT๙"/>
-                <w:szCs w:val="32"/>
-              </w:rPr>
-              <w:t>}}</w:t>
+              <w:t>{{idx}}</w:t>
             </w:r>
           </w:p>
         </w:tc>
@@ -24124,23 +22131,7 @@
                 <w:rFonts w:ascii="TH SarabunIT๙" w:eastAsia="Calibri" w:hAnsi="TH SarabunIT๙" w:cs="TH SarabunIT๙"/>
                 <w:szCs w:val="32"/>
               </w:rPr>
-              <w:t>{{</w:t>
-            </w:r>
-            <w:proofErr w:type="spellStart"/>
-            <w:r>
-              <w:rPr>
-                <w:rFonts w:ascii="TH SarabunIT๙" w:eastAsia="Calibri" w:hAnsi="TH SarabunIT๙" w:cs="TH SarabunIT๙"/>
-                <w:szCs w:val="32"/>
-              </w:rPr>
-              <w:t>item_name</w:t>
-            </w:r>
-            <w:proofErr w:type="spellEnd"/>
-            <w:r>
-              <w:rPr>
-                <w:rFonts w:ascii="TH SarabunIT๙" w:eastAsia="Calibri" w:hAnsi="TH SarabunIT๙" w:cs="TH SarabunIT๙"/>
-                <w:szCs w:val="32"/>
-              </w:rPr>
-              <w:t>}}</w:t>
+              <w:t>{{item_name}}</w:t>
             </w:r>
           </w:p>
         </w:tc>
@@ -24355,23 +22346,7 @@
                 <w:rFonts w:ascii="TH SarabunIT๙" w:hAnsi="TH SarabunIT๙" w:cs="TH SarabunIT๙"/>
                 <w:szCs w:val="32"/>
               </w:rPr>
-              <w:t>{{</w:t>
-            </w:r>
-            <w:proofErr w:type="spellStart"/>
-            <w:r>
-              <w:rPr>
-                <w:rFonts w:ascii="TH SarabunIT๙" w:hAnsi="TH SarabunIT๙" w:cs="TH SarabunIT๙"/>
-                <w:szCs w:val="32"/>
-              </w:rPr>
-              <w:t>director_name</w:t>
-            </w:r>
-            <w:proofErr w:type="spellEnd"/>
-            <w:r>
-              <w:rPr>
-                <w:rFonts w:ascii="TH SarabunIT๙" w:hAnsi="TH SarabunIT๙" w:cs="TH SarabunIT๙"/>
-                <w:szCs w:val="32"/>
-              </w:rPr>
-              <w:t>}}</w:t>
+              <w:t>{{director_name}}</w:t>
             </w:r>
             <w:r>
               <w:rPr>
@@ -24568,23 +22543,7 @@
                 <w:rFonts w:ascii="TH SarabunIT๙" w:hAnsi="TH SarabunIT๙" w:cs="TH SarabunIT๙"/>
                 <w:szCs w:val="32"/>
               </w:rPr>
-              <w:t>{{</w:t>
-            </w:r>
-            <w:proofErr w:type="spellStart"/>
-            <w:r>
-              <w:rPr>
-                <w:rFonts w:ascii="TH SarabunIT๙" w:hAnsi="TH SarabunIT๙" w:cs="TH SarabunIT๙"/>
-                <w:szCs w:val="32"/>
-              </w:rPr>
-              <w:t>procurement_officer</w:t>
-            </w:r>
-            <w:proofErr w:type="spellEnd"/>
-            <w:r>
-              <w:rPr>
-                <w:rFonts w:ascii="TH SarabunIT๙" w:hAnsi="TH SarabunIT๙" w:cs="TH SarabunIT๙"/>
-                <w:szCs w:val="32"/>
-              </w:rPr>
-              <w:t>}}</w:t>
+              <w:t>{{procurement_officer}}</w:t>
             </w:r>
             <w:r>
               <w:rPr>
